--- a/revision/06_submission_manuscript.docx
+++ b/revision/06_submission_manuscript.docx
@@ -120,7 +120,7 @@
         <w:pStyle w:val="FirstParagraph"/>
       </w:pPr>
       <w:r>
-        <w:t xml:space="preserve">Southeast Asian governments have made artificial intelligence (AI) a pillar of industrial policy, but little is known about which domestic firms their incentive rules admit to the AI stack. We code 29 instruments from the primary legal texts of Thailand, Vietnam, Malaysia and the Philippines, place their capital thresholds on a common cost scale, and test three explanations: cost necessity, scale-favouring design and administrative habit. The four systems use different architectures: capital-gated activities, two parallel tracks, a strategic-technology list and activity tiers with a common firm-scale boundary. All four make application-layer support accessible to small firms. At the compute layers, Thailand’s gates for GPU hosting and data centres lie roughly two to three orders of magnitude above the capital needed to host one server, and Malaysia’s data-centre track starts at 0.85 MW. Where small cloud providers can enter on paper, the screen is a fixed compliance cost. Vietnam and the Philippines state no capital rule. No instrument is aimed at compute provision below facility scale. Cost explains the height of Thailand’s gate but not the pattern across countries. The evidence concerns legal eligibility, not realised access, and does not show a middle-technology trap.</w:t>
+        <w:t xml:space="preserve">Southeast Asian governments have made artificial intelligence (AI) a pillar of industrial policy, but little is known about which domestic firms their incentive rules admit to the AI stack. We code 29 instruments from the legal texts of Thailand, Vietnam, Malaysia and the Philippines, place their capital thresholds on a common cost scale, and test three explanations: cost necessity, scale-favouring design and administrative habit. The four systems use different architectures: capital-gated activities, two parallel tracks, a strategic-technology list and activity tiers with a common firm-scale boundary. All make application-layer support accessible to small firms. At the compute layers, Thailand’s gates lie two to three orders of magnitude above the capital to host one server but about one order or less above the fleet a provider-economics benchmark finds viable, and Malaysia’s data-centre track starts at 0.85 MW. Where small cloud providers can enter on paper, the screen is a fixed compliance cost. Vietnam and the Philippines state no capital rule. No instrument is aimed at provision below facility scale. Cost explains Thailand’s gate better than we expected but not the pattern across countries. The evidence concerns eligibility, not realised access, and does not show a middle-technology trap.</w:t>
       </w:r>
     </w:p>
     <w:p>
@@ -246,7 +246,7 @@
         <w:pStyle w:val="FirstParagraph"/>
       </w:pPr>
       <w:r>
-        <w:t xml:space="preserve">The paper makes four contributions. It provides a four-layer coding of AI incentive instruments that separates layer, scale and firm vintage, which a software-versus-hardware split cannot do. It classifies the four systems into four incentive architectures and states what each implies for a small entrant. It places explicit thresholds on a common cost scale and measures the distance between the smallest viable and the smallest eligible provider, a quantity that other countries and technologies can reuse. And it sets out an evidence matrix that separates observations that discriminate between explanations from those that do not.</w:t>
+        <w:t xml:space="preserve">The paper makes four contributions. It provides a four-layer coding of AI incentive instruments that separates layer, scale and firm vintage. It classifies the four systems into incentive architectures and states what each implies for a small entrant. It places thresholds on a common cost scale and measures the distance between the smallest viable and the smallest eligible provider, a quantity other countries and technologies can reuse. And it sets out an evidence matrix that separates observations that discriminate between explanations from those that do not.</w:t>
       </w:r>
     </w:p>
     <w:bookmarkEnd w:id="21"/>
@@ -273,15 +273,15 @@
         <w:pStyle w:val="FirstParagraph"/>
       </w:pPr>
       <w:r>
-        <w:t xml:space="preserve">The middle-income trap names a pattern in aggregate income. Eichengreen, Park and Shin (2014) located slowdowns near US$10,000 to 11,000 and US$15,000 to 16,000 per capita and attributed them mainly to falling total factor productivity. Imam and Temple (2026) find that relative productivity, unlike capital intensity and human capital, does not converge to the frontier. Bianchi, Isabella, Martinis and Picasso (2024) classify trapped economies by the trajectory of export complexity.</w:t>
-      </w:r>
-    </w:p>
-    <w:p>
-      <w:pPr>
-        <w:pStyle w:val="BodyText"/>
-      </w:pPr>
-      <w:r>
-        <w:t xml:space="preserve">The middle-technology trap concerns the technological composition of an economy and has two lineages. Ke (2024), with Zheng (2024), covers Malaysia, Thailand, Indonesia and the Philippines and attributes stagnation to FDI-led industrialisation in which multinationals keep core technology at home. Fuest, Gros, Mengel, Presidente and Tirole (2024) argue that the European Union over-invests in mature mid-technology sectors. Bahar, Gadgin Matha, Hausmann and Segovia (2026) apply the idea to Japan, where research intensity is near the top of the OECD but productivity growth has been flat since 2000, because more than half of private research spending goes to mature industries. They attribute this to incentives delivered through indirect tax credits, which presuppose taxable profit and scale and so favour large incumbents.</w:t>
+        <w:t xml:space="preserve">The middle-income trap names a pattern in aggregate income. Eichengreen, Park and Shin (2014) attribute growth slowdowns in middle-income economies mainly to falling total factor productivity. Imam and Temple (2026) find that relative productivity, unlike capital intensity and human capital, does not converge to the frontier. Bianchi, Isabella, Martinis and Picasso (2024) classify trapped economies by the trajectory of export complexity.</w:t>
+      </w:r>
+    </w:p>
+    <w:p>
+      <w:pPr>
+        <w:pStyle w:val="BodyText"/>
+      </w:pPr>
+      <w:r>
+        <w:t xml:space="preserve">The middle-technology trap concerns the technological composition of an economy and has two lineages. Ke (2024), with Zheng (2024), covers Malaysia, Thailand, Indonesia and the Philippines and attributes stagnation to FDI-led industrialisation in which multinationals keep core technology at home. Fuest et al. (2024) argue that the European Union over-invests in mature mid-technology sectors. Bahar, Gadgin Matha, Hausmann and Segovia (2026) apply the idea to Japan, where research intensity is near the top of the OECD but productivity growth has been flat since 2000, because more than half of private research spending goes to mature industries. They attribute this to incentives delivered through indirect tax credits, which presuppose taxable profit and scale and so favour large incumbents.</w:t>
       </w:r>
     </w:p>
     <w:p>
@@ -338,7 +338,7 @@
         <w:pStyle w:val="FirstParagraph"/>
       </w:pPr>
       <w:r>
-        <w:t xml:space="preserve">Two readings of AI compete. Lee (2019) argues that latecomers advance fastest in domains where knowledge becomes obsolete quickly, and AI plausibly fits. The sceptical reading holds that AI favours economies that already hold digital infrastructure, data and skilled labour (Abdurohman and Huang, 2026). Cerutti et al. (2025) find that AI gains concentrate in advanced economies and that under limited access emerging-market output growth falls by about one percentage point, and Lehdonvirta et al. (2024) divide the world into a</w:t>
+        <w:t xml:space="preserve">Two readings of AI compete. Lee (2019) argues that latecomers advance fastest where knowledge becomes obsolete quickly, and AI plausibly fits. The sceptical reading holds that AI favours economies that already hold digital infrastructure, data and skills (Abdurohman and Huang, 2026). Cerutti et al. (2025) find that AI gains concentrate in advanced economies and that under limited access emerging-market output growth falls by about one percentage point, and Lehdonvirta et al. (2024) divide the world into a</w:t>
       </w:r>
       <w:r>
         <w:t xml:space="preserve"> </w:t>
@@ -394,7 +394,7 @@
         <w:pStyle w:val="BodyText"/>
       </w:pPr>
       <w:r>
-        <w:t xml:space="preserve">These literatures yield predictions but not a policy mechanism. The macro models assume an access scenario without examining the instruments that determine it. The compute-geography work measures where capacity sits, not which policies shape whether domestic firms can supply it. Bahar et al. (2026) examine incentive design, but for research tax credits in one advanced economy, not for AI or the layers of a stack. An instrument-level account of eligibility across the AI stack in middle-income economies is missing.</w:t>
+        <w:t xml:space="preserve">These literatures yield predictions but not a policy mechanism. The macro models assume an access scenario without examining the instruments behind it, and the compute-geography work measures where capacity sits, not which policies shape domestic supply. Bahar et al. (2026) examine incentive design, but for research tax credits in one advanced economy, not for AI or the layers of a stack. An instrument-level account of eligibility across the AI stack in middle-income economies is missing.</w:t>
       </w:r>
     </w:p>
     <w:bookmarkEnd w:id="23"/>
@@ -676,7 +676,7 @@
         <w:t xml:space="preserve">legal eligibility</w:t>
       </w:r>
       <w:r>
-        <w:t xml:space="preserve">: who may qualify under the rules as written. It does not observe realised access, application costs, screening practice or firm outcomes. We selected middle-income ASEAN economies that have AI-related investment incentives in force, publish consolidated primary legal texts we can access, and differ in income trajectory. The</w:t>
+        <w:t xml:space="preserve">: who may qualify under the rules as written. It does not observe realised access, application costs, screening practice or firm outcomes. We selected middle-income ASEAN economies with AI-related incentives in force and accessible consolidated legal texts, differing in income trajectory. The</w:t>
       </w:r>
       <w:r>
         <w:t xml:space="preserve"> </w:t>
@@ -694,33 +694,15 @@
         <w:t xml:space="preserve"> </w:t>
       </w:r>
       <w:r>
-        <w:t xml:space="preserve">and</w:t>
-      </w:r>
-      <w:r>
-        <w:t xml:space="preserve"> </w:t>
-      </w:r>
-      <w:r>
-        <w:t xml:space="preserve">“</w:t>
-      </w:r>
-      <w:r>
-        <w:t xml:space="preserve">not trapped</w:t>
-      </w:r>
-      <w:r>
-        <w:t xml:space="preserve">”</w:t>
-      </w:r>
-      <w:r>
-        <w:t xml:space="preserve"> </w:t>
-      </w:r>
-      <w:r>
-        <w:t xml:space="preserve">labels refer to the middle-income trap and are used only to select cases. On the classification of Bianchi et al. (2024), Thailand and Malaysia are trapped by duration but show improving export complexity. Vietnam is not classified as trapped by any source we reviewed and reached upper-middle-income status only in July 2026. The Philippines crossed the same threshold on the same date but has a documented trap history at a lower income band. We do not classify any country as middle-technology trapped. [AUTHORS TO COMPLETE: reason for excluding Indonesia, which belongs to the ASEAN Four in Ke (2024); a reader will ask whether it was dropped because it did not fit (Seawright and Gerring, 2008).]</w:t>
-      </w:r>
-    </w:p>
-    <w:p>
-      <w:pPr>
-        <w:pStyle w:val="BodyText"/>
-      </w:pPr>
-      <w:r>
-        <w:t xml:space="preserve">Thailand is the primary case because it alone publishes approval statistics by sub-activity and ownership of registered capital, so rules can be compared with outcomes. Vietnam, Malaysia and the Philippines are shadow cases coded on the same dimensions from legal texts. Four purposively chosen cases support analytic inferences about design, not statistical claims about Southeast Asia.</w:t>
+        <w:t xml:space="preserve">labels refer to the middle-income trap and are used only to select cases. On the classification of Bianchi et al. (2024), Thailand and Malaysia are trapped by duration but show improving export complexity. Vietnam is not classified as trapped by any source we reviewed, and the Philippines has a documented trap history at a lower income band; both reached upper-middle-income status in July 2026. We do not classify any country as middle-technology trapped. [AUTHORS TO COMPLETE: reason for excluding Indonesia, which belongs to the ASEAN Four in Ke (2024); a reader will ask whether it was dropped because it did not fit (Seawright and Gerring, 2008).]</w:t>
+      </w:r>
+    </w:p>
+    <w:p>
+      <w:pPr>
+        <w:pStyle w:val="BodyText"/>
+      </w:pPr>
+      <w:r>
+        <w:t xml:space="preserve">Thailand is the primary case because it alone publishes approval statistics by sub-activity and ownership, so rules can be compared with outcomes. The other three are shadow cases coded from legal texts. Four purposively chosen cases support analytic inferences about design, not statistical claims about Southeast Asia.</w:t>
       </w:r>
     </w:p>
     <w:bookmarkEnd w:id="27"/>
@@ -738,7 +720,7 @@
         <w:pStyle w:val="FirstParagraph"/>
       </w:pPr>
       <w:r>
-        <w:t xml:space="preserve">We code primary legal texts, not strategy documents or commentary: Thailand’s Board of Investment (BOI) Investment Promotion Guide 2026 and announcements; Vietnam’s Decree 260/2026 and Decision 21/2026; Malaysia’s Malaysia Digital and Digital Ecosystem Acceleration (DESAC) guidelines; and the Philippines’ CREATE MORE Act, its implementing rules and the 2026 Strategic Investment Priority Plan (SIPP). Supporting Information Table S2 lists each source, date and check. The unit of analysis is the instrument. Twenty-nine instruments are coded (Table S1), eight of them cross-cutting rules that apply beyond AI. Each is coded on five dimensions: layer; delivery (indirect tax-based support, which presupposes taxable profit, or direct grants, equity and fee waivers); threshold and its basis; new-firm accommodation, coded Yes only for an explicit provision, so that a low threshold is recorded as a threshold and not as accommodation; and recurring compliance burden. The codebook is in the Supporting Information. We report the matrix and do not aggregate it into an index, since any weighting would be an assumption without a data-derived basis.</w:t>
+        <w:t xml:space="preserve">We code primary legal texts, not strategy documents or commentary: Thailand’s Board of Investment (BOI) Investment Promotion Guide 2026 and announcements; Vietnam’s Decree 260/2026 and Decision 21/2026; Malaysia’s Malaysia Digital and Digital Ecosystem Acceleration (DESAC) guidelines; and the Philippines’ CREATE MORE Act, its implementing rules and the 2026 Strategic Investment Priority Plan (SIPP). Supporting Information Table S2 lists each source, date and check. The unit of analysis is the instrument. Twenty-nine instruments are coded (Table S1), eight of them cross-cutting rules that apply beyond AI. Each is coded on five dimensions: layer; delivery (indirect tax-based support, which presupposes taxable profit, or direct grants, equity and fee waivers); threshold and its basis; new-firm accommodation, coded Yes only for an explicit provision, so that a low threshold is recorded as a threshold and not as accommodation; and recurring compliance burden. The codebook is in the Supporting Information. We report the matrix and do not aggregate it into an index, since any weighting would be an assumption.</w:t>
       </w:r>
     </w:p>
     <w:p>
@@ -764,7 +746,7 @@
         <w:t xml:space="preserve"> </w:t>
       </w:r>
       <w:r>
-        <w:t xml:space="preserve">Thresholds have different bases and currencies. We convert each capital figure to US dollars (at about 35.7 baht, 4.55 ringgit and 57.7 pesos to the dollar) and then to the capacity it would host, using two benchmarks: US$10.7 million per megawatt of construction (Turner and Townsend, 2025) and US$38 million per megawatt of fully equipped AI capacity (Epoch AI, 2026). We take the smallest viable unit of provision to be one eight-accelerator server of about 12 kW [CITATION: vendor specification], which needs US$0.13 million to US$0.46 million of capital to host. The rung distance of an instrument is the base-10 logarithm of its threshold over that capital, reported as a range. The benchmarks are orders of magnitude, the thresholds have different bases, and the conversion tests plausibility, not equality.</w:t>
+        <w:t xml:space="preserve">Thresholds have different bases and currencies. We convert each capital figure to US dollars (at about 35.7 baht, 4.55 ringgit and 57.7 pesos to the dollar) and then to the capacity it would host, using two benchmarks: US$10.7 million per megawatt of construction (Turner and Townsend, 2025) and US$38 million per megawatt of fully equipped AI capacity (Epoch AI, 2026). We take one eight-accelerator server of about 12 kW [CITATION: vendor specification] as the lower bound of provision, which needs US$0.13 million to US$0.46 million of capital to host, and the viable fleet found by the benchmark of Section 5.1 as the working baseline. The rung distance of an instrument is the base-10 logarithm of its threshold over the baseline’s capital, reported as a range. The benchmarks are orders of magnitude, the thresholds have different bases, and the conversion tests plausibility, not equality.</w:t>
       </w:r>
     </w:p>
     <w:bookmarkEnd w:id="28"/>
@@ -905,7 +887,7 @@
         <w:t xml:space="preserve"> </w:t>
       </w:r>
       <w:r>
-        <w:t xml:space="preserve">if one hypothesis is E, the other U or X, the coding is verified and no auxiliary assumption is needed;</w:t>
+        <w:t xml:space="preserve">if one hypothesis is E and the other U or X with verified coding and no auxiliary assumption,</w:t>
       </w:r>
       <w:r>
         <w:t xml:space="preserve"> </w:t>
@@ -921,7 +903,7 @@
         <w:t xml:space="preserve"> </w:t>
       </w:r>
       <w:r>
-        <w:t xml:space="preserve">if the weight depends on A1 or on unverified coding; and</w:t>
+        <w:t xml:space="preserve">if it depends on A1 or unverified coding, and</w:t>
       </w:r>
       <w:r>
         <w:t xml:space="preserve"> </w:t>
@@ -965,15 +947,15 @@
         <w:pStyle w:val="FirstParagraph"/>
       </w:pPr>
       <w:r>
-        <w:t xml:space="preserve">Thailand’s BOI administers AI-relevant incentives through its digital division. Software and digital-content development (Activity 8.1.1) receives an eight-year corporate income tax exemption, capped each year at 100 per cent of qualifying expenditure, on an investment condition of at least THB 1.5 million a year (about US$42,000) of salaries for additionally employed Thai IT staff. A small technical team can reach it. The compute activities (8.2) are screened differently. Data centres (8.2.1) require at least 2 MW of IT load in both tiers, ISO/IEC 27001 certification and Thai personnel in half of executive and expert positions within three years. Cloud services (8.2.2) have no minimum capital, but the project must sit in two certified data centres with 10 Gbps interconnection and hold ISO/IEC 27001 and 20000-1 before using the exemption. GPU-based data hosting (8.2.4.1) requires capital of at least THB 5,000 million (about US$140 million) excluding land. The activity closest to training or serving AI models therefore carries the highest capital condition, while general cloud carries certification and location conditions in its place. Whether a small GPU provider would be classed under 8.2.2 or 8.2.4.1 is a question for BOI. A cross-sectoral competitiveness measure extends the exemption to a maximum of 13 years where spending reaches 1 per cent of sales (or THB 200 million, if lower) in the first three years. It is proportional to sales, so a small firm can use it, but it presupposes sales, and it is a generic template.</w:t>
-      </w:r>
-    </w:p>
-    <w:p>
-      <w:pPr>
-        <w:pStyle w:val="BodyText"/>
-      </w:pPr>
-      <w:r>
-        <w:t xml:space="preserve">Approvals are consistent with the rules. In 2025, 96 approved projects under Activity 8.1.1 carried combined investment of THB 933 million, an average of about THB 9.7 million, while 24 data-centre projects under 8.2.1 carried THB 458,000 million, about US$534 million each (Board of Investment of Thailand, 2026b). A single data-hosting project under 8.2.4 carried THB 126,793 million. Thai-held shares of registered capital fall with depth: 46 per cent in software, 15 per cent in data centres and none in the data-hosting project. This describes capital in approved projects, rests on three points, and does not show that Thai firms were excluded, since a cost-based account also predicts it.</w:t>
+        <w:t xml:space="preserve">Thailand’s BOI administers AI-relevant incentives through its digital division. Software and digital-content development (Activity 8.1.1) receives an eight-year corporate income tax exemption, capped each year at 100 per cent of qualifying expenditure, on an investment condition of at least THB 1.5 million a year (about US$42,000) of salaries for additionally employed Thai IT staff. A small technical team can reach it. The compute activities (8.2) are screened differently. Data centres (8.2.1) require at least 2 MW of IT load in both tiers, ISO/IEC 27001 certification and Thai personnel in half of executive and expert positions within three years. Cloud services (8.2.2) have no minimum capital, but the project must sit in two certified data centres with 10 Gbps interconnection and hold ISO/IEC 27001 and 20000-1 before using the exemption. GPU-based data hosting (8.2.4.1) requires capital of at least THB 5,000 million (about US$140 million) excluding land. The activity closest to training or serving AI models therefore carries the highest capital condition, while general cloud carries certification and location conditions in its place. In January 2025 BOI promoted a THB 3.25 billion (about US$91 million) project of Siam AI, a Thai company that operates GPU clusters, as cloud services and not as data hosting (Board of Investment of Thailand, 2025). At least one GPU-based provider has therefore used the cloud route without meeting the THB 5,000 million condition, although how BOI would class a smaller one is untested. A cross-sectoral competitiveness measure extends the exemption to at most 13 years where spending reaches 1 per cent of sales (or THB 200 million, if lower) in the first three years. It is proportional to sales but presupposes them, and is a generic template.</w:t>
+      </w:r>
+    </w:p>
+    <w:p>
+      <w:pPr>
+        <w:pStyle w:val="BodyText"/>
+      </w:pPr>
+      <w:r>
+        <w:t xml:space="preserve">In 2025, 96 approved projects under Activity 8.1.1 carried combined investment of THB 933 million, an average of about THB 9.7 million, while 24 data-centre projects under 8.2.1 carried THB 458,000 million, about US$534 million each (Board of Investment of Thailand, 2026b). A single data-hosting project under 8.2.4 carried THB 126,793 million. Thai-held shares of registered capital fall with depth: 46 per cent in software, 15 per cent in data centres and none in the data-hosting project. This describes capital in approved projects, rests on three points, and does not show that Thai firms were excluded, since a cost-based account also predicts it.</w:t>
       </w:r>
     </w:p>
     <w:bookmarkEnd w:id="31"/>
@@ -991,7 +973,7 @@
         <w:pStyle w:val="FirstParagraph"/>
       </w:pPr>
       <w:r>
-        <w:t xml:space="preserve">Decree 260/2026, in force from 1 July 2026, implements the Law on High Technology (Vietnam, 2026a). Support attaches to research and development on technologies listed by the Prime Minister, and includes state funding of tasks up to 100 per cent, duty exemption, cost deductions and interest support through the National Technology Innovation Fund. The research-centre track demands at least 60 per cent of workers in research and development and spending of at least 65 per cent of operating expenditure, which restricts it to purpose-built institutions. The startup track requires research on listed technology and either average revenue growth of at least 20 per cent over two years or a commercialisation-ready solution, and offers fee exemptions, controlled testing and priority for venture-fund equity (Article 11). It is the clearest explicit accommodation for new firms in our data, and most of it is direct support. High-technology enterprise criteria carry research-intensity ratios that fall as total capital rises (Articles 14 and 15). Decree 260 also supports technology infrastructure, including computing and data infrastructure, with no scale threshold, but for research tasks, not commercial supply.</w:t>
+        <w:t xml:space="preserve">Decree 260/2026, in force from 1 July 2026, implements the Law on High Technology (Vietnam, 2026a). Support attaches to research and development on technologies listed by the Prime Minister, and includes state funding of tasks up to 100 per cent, duty exemption, cost deductions and interest support through the National Technology Innovation Fund. The research-centre track demands 60 per cent of workers in research and development, which restricts it to purpose-built institutions. The startup track requires research on listed technology and either average revenue growth of at least 20 per cent over two years or a commercialisation-ready solution, and offers fee exemptions, controlled testing and priority for venture-fund equity (Article 11). It is the clearest explicit accommodation for new firms in our data, and most of it is direct support. Enterprise criteria carry research ratios that fall as capital rises (Articles 14 and 15). Decree 260 also supports technology infrastructure, including computing and data infrastructure, with no scale threshold, but for research tasks, not commercial supply.</w:t>
       </w:r>
     </w:p>
     <w:p>
@@ -1035,7 +1017,7 @@
         <w:pStyle w:val="FirstParagraph"/>
       </w:pPr>
       <w:r>
-        <w:t xml:space="preserve">Malaysia runs two parallel schemes. The Malaysia Digital (MD) incentive covers new activities using ten promoted technology enablers, including AI and cloud (Malaysia Digital Economy Corporation, 2025). The applicant needs only RM50,000 of paid-up capital (about US$11,000), the lowest stated entry threshold among the countries that state one, a new activity and adequate staff, and receives a reduced tax rate or allowance for ten years. It must file an annual self-declaration verified by an external auditor appointed at its own cost. This is a largely fixed cost that weighs more on a small firm, and it works through a different channel from the profit-presupposing credits Bahar et al. (2026) identify. Because</w:t>
+        <w:t xml:space="preserve">Malaysia runs two parallel schemes. The Malaysia Digital (MD) incentive covers new activities using ten promoted technology enablers, including AI and cloud (Malaysia Digital Economy Corporation, 2025). The applicant needs only RM50,000 of paid-up capital (about US$11,000), the lowest stated entry threshold among the countries that state one, a new activity and adequate staff, and receives a reduced tax rate or allowance for ten years. It must file an annual self-declaration verified by an external auditor at its own cost, a largely fixed cost that weighs more on a small firm. Because</w:t>
       </w:r>
       <w:r>
         <w:t xml:space="preserve"> </w:t>
@@ -1061,7 +1043,7 @@
         <w:pStyle w:val="BodyText"/>
       </w:pPr>
       <w:r>
-        <w:t xml:space="preserve">The DESAC scheme serves data-centre and cloud operators (Malaysian Investment Development Authority, 2024). It offers an investment tax allowance of 100 or 60 per cent on qualifying capital expenditure excluding land, or a special tax rate. Both tiers need paid-up capital of RM2.5 million (about US$550,000), which measures company capital, not project scale, and the ten-year option requires cumulative capital expenditure of RM1 billion (about US$220 million) in years six to ten. The sustainability guideline governing data-centre applications has a smallest category of 0.85 MW to under 4.25 MW (Malaysia, Ministry of Investment, Trade and Industry, 2024). DESAC conditions are written for facility operators: local vendor programmes cover cooling and power systems, and the allowance applies to capital investment, which a firm that leases space largely lacks. The New Incentive Framework is moving incentives towards outcome-based tiers, but existing packages including DESAC remain available until their windows expire (Malaysian Investment Development Authority, 2026).</w:t>
+        <w:t xml:space="preserve">The DESAC scheme serves data-centre and cloud operators (Malaysian Investment Development Authority, 2024). It offers an investment tax allowance of 100 or 60 per cent on qualifying capital expenditure excluding land, or a special tax rate. Both tiers need paid-up capital of RM2.5 million (about US$550,000), which measures company capital, not project scale, and the ten-year option requires cumulative capital expenditure of RM1 billion (about US$220 million) in years six to ten. The sustainability guideline governing data-centre applications has a smallest category of 0.85 MW to under 4.25 MW (Malaysia, Ministry of Investment, Trade and Industry, 2024). DESAC conditions are written for facility operators: vendor programmes cover cooling and power systems, and the allowance applies to capital investment, which a firm that leases space largely lacks. The New Incentive Framework is moving incentives towards outcome-based tiers, but existing packages including DESAC remain available until their windows expire (Malaysian Investment Development Authority, 2026).</w:t>
       </w:r>
     </w:p>
     <w:bookmarkEnd w:id="33"/>
@@ -1079,15 +1061,15 @@
         <w:pStyle w:val="FirstParagraph"/>
       </w:pPr>
       <w:r>
-        <w:t xml:space="preserve">The CREATE MORE Act (Republic Act 12066) and the 2026 SIPP give the Philippines a different structure (Philippines, 2024; Philippines, Office of the President, 2026). Incentives go only to listed activities, with a cost-benefit analysis at application. Neither the Act nor the implementing rules state a minimum investment, and the investment promotion agency may register any listed project whatever its capital (Philippines, Department of Finance and Department of Trade and Industry, 2025). The rules require audited financial statements where applicable and projections without incentives for the whole period, a fixed documentation cost. The SIPP names AI and data infrastructure and splits them by tier: software and hyperscalers, and data centres that rely on the grid (as telecommunications infrastructure), are in Tier I, while AI and data-science services and data centres with their own power supply are in Tier III. It states no size condition for any of them, and its qualification guidelines are still to come.</w:t>
-      </w:r>
-    </w:p>
-    <w:p>
-      <w:pPr>
-        <w:pStyle w:val="BodyText"/>
-      </w:pPr>
-      <w:r>
-        <w:t xml:space="preserve">The Act sets a firm-scale boundary at PHP 15 billion of investment capital (about US$260 million): the agency grants incentives to listed projects at or below it and larger ones go to the Fiscal Incentives Review Board (FIRB), with availment periods of 24 to 27 years. Beyond this the President may craft a bespoke package for a highly desirable project with minimum capital of PHP 50 billion (about US$865 million) or at least 10,000 direct jobs, with a 40-year cap. The boundary applies to every activity, so the capital rule is generic while the activity tiers are AI-aware. The Philippines therefore encodes no capital screen specific to the compute layers, and a data centre’s tier depends on its power source, not its size.</w:t>
+        <w:t xml:space="preserve">The CREATE MORE Act (Republic Act 12066) and the 2026 SIPP give the Philippines a different structure (Philippines, 2024; Philippines, Office of the President, 2026). Incentives go only to listed activities, with a cost-benefit analysis at application. Neither the Act nor the implementing rules state a minimum investment, and the investment promotion agency may register any listed project whatever its capital (Philippines, Department of Finance and Department of Trade and Industry, 2025). The rules require audited statements where applicable and projections for the whole period, a fixed documentation cost. The SIPP names AI and data infrastructure and splits them by tier: software and hyperscalers, and data centres that rely on the grid (as telecommunications infrastructure), are in Tier I, while AI and data-science services and data centres with their own power supply are in Tier III. It states no size condition for any of them, and its qualification guidelines are still to come.</w:t>
+      </w:r>
+    </w:p>
+    <w:p>
+      <w:pPr>
+        <w:pStyle w:val="BodyText"/>
+      </w:pPr>
+      <w:r>
+        <w:t xml:space="preserve">The Act sets a firm-scale boundary at PHP 15 billion of investment capital (about US$260 million): the agency grants incentives to listed projects at or below it and larger ones go to the Fiscal Incentives Review Board (FIRB), with availment periods of 24 to 27 years. Beyond this the President may craft a bespoke package for a highly desirable project with minimum capital of PHP 50 billion (about US$865 million) or at least 10,000 direct jobs, with a 40-year cap. The boundary applies to every activity, so the capital rule is generic while the activity tiers are AI-aware. The Philippines therefore encodes no capital screen specific to compute, and a data centre’s tier depends on its power source, not its size.</w:t>
       </w:r>
     </w:p>
     <w:bookmarkEnd w:id="34"/>
@@ -1547,67 +1529,67 @@
               <w:rPr>
                 <w:sz w:val="17"/>
               </w:rPr>
-              <w:t xml:space="preserve">Delivery</w:t>
-            </w:r>
-          </w:p>
-        </w:tc>
-        <w:tc>
-          <w:tcPr/>
-          <w:p>
-            <w:pPr>
-              <w:pStyle w:val="Compact"/>
-              <w:jc w:val="left"/>
-            </w:pPr>
-            <w:r>
-              <w:rPr>
-                <w:sz w:val="17"/>
-              </w:rPr>
-              <w:t xml:space="preserve">Indirect</w:t>
-            </w:r>
-          </w:p>
-        </w:tc>
-        <w:tc>
-          <w:tcPr/>
-          <w:p>
-            <w:pPr>
-              <w:pStyle w:val="Compact"/>
-              <w:jc w:val="left"/>
-            </w:pPr>
-            <w:r>
-              <w:rPr>
-                <w:sz w:val="17"/>
-              </w:rPr>
-              <w:t xml:space="preserve">Direct and indirect</w:t>
-            </w:r>
-          </w:p>
-        </w:tc>
-        <w:tc>
-          <w:tcPr/>
-          <w:p>
-            <w:pPr>
-              <w:pStyle w:val="Compact"/>
-              <w:jc w:val="left"/>
-            </w:pPr>
-            <w:r>
-              <w:rPr>
-                <w:sz w:val="17"/>
-              </w:rPr>
-              <w:t xml:space="preserve">Indirect</w:t>
-            </w:r>
-          </w:p>
-        </w:tc>
-        <w:tc>
-          <w:tcPr/>
-          <w:p>
-            <w:pPr>
-              <w:pStyle w:val="Compact"/>
-              <w:jc w:val="left"/>
-            </w:pPr>
-            <w:r>
-              <w:rPr>
-                <w:sz w:val="17"/>
-              </w:rPr>
-              <w:t xml:space="preserve">Indirect</w:t>
+              <w:t xml:space="preserve">Recurring compliance</w:t>
+            </w:r>
+          </w:p>
+        </w:tc>
+        <w:tc>
+          <w:tcPr/>
+          <w:p>
+            <w:pPr>
+              <w:pStyle w:val="Compact"/>
+              <w:jc w:val="left"/>
+            </w:pPr>
+            <w:r>
+              <w:rPr>
+                <w:sz w:val="17"/>
+              </w:rPr>
+              <w:t xml:space="preserve">ISO certification</w:t>
+            </w:r>
+          </w:p>
+        </w:tc>
+        <w:tc>
+          <w:tcPr/>
+          <w:p>
+            <w:pPr>
+              <w:pStyle w:val="Compact"/>
+              <w:jc w:val="left"/>
+            </w:pPr>
+            <w:r>
+              <w:rPr>
+                <w:sz w:val="17"/>
+              </w:rPr>
+              <w:t xml:space="preserve">Research ratios; startup reports</w:t>
+            </w:r>
+          </w:p>
+        </w:tc>
+        <w:tc>
+          <w:tcPr/>
+          <w:p>
+            <w:pPr>
+              <w:pStyle w:val="Compact"/>
+              <w:jc w:val="left"/>
+            </w:pPr>
+            <w:r>
+              <w:rPr>
+                <w:sz w:val="17"/>
+              </w:rPr>
+              <w:t xml:space="preserve">Audited declaration at own cost</w:t>
+            </w:r>
+          </w:p>
+        </w:tc>
+        <w:tc>
+          <w:tcPr/>
+          <w:p>
+            <w:pPr>
+              <w:pStyle w:val="Compact"/>
+              <w:jc w:val="left"/>
+            </w:pPr>
+            <w:r>
+              <w:rPr>
+                <w:sz w:val="17"/>
+              </w:rPr>
+              <w:t xml:space="preserve">Cost-benefit; FIRB review</w:t>
             </w:r>
           </w:p>
         </w:tc>
@@ -1624,83 +1606,6 @@
               <w:rPr>
                 <w:sz w:val="17"/>
               </w:rPr>
-              <w:t xml:space="preserve">Recurring compliance</w:t>
-            </w:r>
-          </w:p>
-        </w:tc>
-        <w:tc>
-          <w:tcPr/>
-          <w:p>
-            <w:pPr>
-              <w:pStyle w:val="Compact"/>
-              <w:jc w:val="left"/>
-            </w:pPr>
-            <w:r>
-              <w:rPr>
-                <w:sz w:val="17"/>
-              </w:rPr>
-              <w:t xml:space="preserve">ISO certification</w:t>
-            </w:r>
-          </w:p>
-        </w:tc>
-        <w:tc>
-          <w:tcPr/>
-          <w:p>
-            <w:pPr>
-              <w:pStyle w:val="Compact"/>
-              <w:jc w:val="left"/>
-            </w:pPr>
-            <w:r>
-              <w:rPr>
-                <w:sz w:val="17"/>
-              </w:rPr>
-              <w:t xml:space="preserve">Research ratios; startup reports</w:t>
-            </w:r>
-          </w:p>
-        </w:tc>
-        <w:tc>
-          <w:tcPr/>
-          <w:p>
-            <w:pPr>
-              <w:pStyle w:val="Compact"/>
-              <w:jc w:val="left"/>
-            </w:pPr>
-            <w:r>
-              <w:rPr>
-                <w:sz w:val="17"/>
-              </w:rPr>
-              <w:t xml:space="preserve">Audited declaration at own cost</w:t>
-            </w:r>
-          </w:p>
-        </w:tc>
-        <w:tc>
-          <w:tcPr/>
-          <w:p>
-            <w:pPr>
-              <w:pStyle w:val="Compact"/>
-              <w:jc w:val="left"/>
-            </w:pPr>
-            <w:r>
-              <w:rPr>
-                <w:sz w:val="17"/>
-              </w:rPr>
-              <w:t xml:space="preserve">Cost-benefit; FIRB review</w:t>
-            </w:r>
-          </w:p>
-        </w:tc>
-      </w:tr>
-      <w:tr>
-        <w:tc>
-          <w:tcPr/>
-          <w:p>
-            <w:pPr>
-              <w:pStyle w:val="Compact"/>
-              <w:jc w:val="left"/>
-            </w:pPr>
-            <w:r>
-              <w:rPr>
-                <w:sz w:val="17"/>
-              </w:rPr>
               <w:t xml:space="preserve">Where the screen falls</w:t>
             </w:r>
           </w:p>
@@ -1803,7 +1708,7 @@
         <w:t xml:space="preserve">layer</w:t>
       </w:r>
       <w:r>
-        <w:t xml:space="preserve">, Thailand screens at the infrastructure activity, Malaysia runs a low-capital digital track beside a data-centre track, Vietnam has no capital screen, and the Philippines tiers activities with one firm-scale boundary. On</w:t>
+        <w:t xml:space="preserve">, Thailand screens at the infrastructure activity, Malaysia runs two tracks, Vietnam has no capital screen, and the Philippines tiers activities under one boundary. On</w:t>
       </w:r>
       <w:r>
         <w:t xml:space="preserve"> </w:t>
@@ -1816,7 +1721,7 @@
         <w:t xml:space="preserve">scale</w:t>
       </w:r>
       <w:r>
-        <w:t xml:space="preserve">, entry thresholds at layer (i) are low or absent. At the compute layers the stated figures have three bases (company capital, project scale and cumulative spending), so we read them as orders of magnitude. On</w:t>
+        <w:t xml:space="preserve">, entry thresholds at layer (i) are low or absent, and at the compute layers the figures have three bases (company capital, project scale, cumulative spending), so we read them as orders of magnitude. On</w:t>
       </w:r>
       <w:r>
         <w:t xml:space="preserve"> </w:t>
@@ -1842,7 +1747,7 @@
         <w:t xml:space="preserve">delivery</w:t>
       </w:r>
       <w:r>
-        <w:t xml:space="preserve">, three countries use tax-based instruments that presuppose profit, while Vietnam adds direct support. The Philippine boundary and Thailand’s competitiveness measure look like generic templates, consistent with H3 but untested without pre-AI instruments.</w:t>
+        <w:t xml:space="preserve">, three countries use tax-based instruments that presuppose profit, and Vietnam adds direct support. The Philippine boundary and Thailand’s competitiveness measure look like generic templates, consistent with H3 but untested without pre-AI instruments.</w:t>
       </w:r>
     </w:p>
     <w:p>
@@ -2012,7 +1917,7 @@
               <w:rPr>
                 <w:sz w:val="17"/>
               </w:rPr>
-              <w:t xml:space="preserve">A low-capital route exists for cloud, screened by certification; GPU rental and data centres are gated</w:t>
+              <w:t xml:space="preserve">A low-capital cloud route exists, screened by certification; GPU rental and data centres are gated</w:t>
             </w:r>
           </w:p>
         </w:tc>
@@ -2240,10 +2145,11 @@
         </w:tblBorders>
       </w:tblPr>
       <w:tblGrid>
-        <w:gridCol w:w="1980"/>
-        <w:gridCol w:w="1980"/>
-        <w:gridCol w:w="1980"/>
-        <w:gridCol w:w="1980"/>
+        <w:gridCol w:w="1584"/>
+        <w:gridCol w:w="1584"/>
+        <w:gridCol w:w="1584"/>
+        <w:gridCol w:w="1584"/>
+        <w:gridCol w:w="1584"/>
       </w:tblGrid>
       <w:tr>
         <w:trPr>
@@ -2309,7 +2215,23 @@
                 <w:b/>
                 <w:sz w:val="17"/>
               </w:rPr>
-              <w:t xml:space="preserve">Rung distance (orders of magnitude)</w:t>
+              <w:t xml:space="preserve">From one server (orders of magnitude)</w:t>
+            </w:r>
+          </w:p>
+        </w:tc>
+        <w:tc>
+          <w:tcPr/>
+          <w:p>
+            <w:pPr>
+              <w:pStyle w:val="Compact"/>
+              <w:jc w:val="left"/>
+            </w:pPr>
+            <w:r>
+              <w:rPr>
+                <w:b/>
+                <w:sz w:val="17"/>
+              </w:rPr>
+              <w:t xml:space="preserve">From viable fleet, central case (orders)</w:t>
             </w:r>
           </w:p>
         </w:tc>
@@ -2375,6 +2297,21 @@
             </w:r>
           </w:p>
         </w:tc>
+        <w:tc>
+          <w:tcPr/>
+          <w:p>
+            <w:pPr>
+              <w:pStyle w:val="Compact"/>
+              <w:jc w:val="left"/>
+            </w:pPr>
+            <w:r>
+              <w:rPr>
+                <w:sz w:val="17"/>
+              </w:rPr>
+              <w:t xml:space="preserve">0.2 to 1.0</w:t>
+            </w:r>
+          </w:p>
+        </w:tc>
       </w:tr>
       <w:tr>
         <w:tc>
@@ -2437,6 +2374,21 @@
             </w:r>
           </w:p>
         </w:tc>
+        <w:tc>
+          <w:tcPr/>
+          <w:p>
+            <w:pPr>
+              <w:pStyle w:val="Compact"/>
+              <w:jc w:val="left"/>
+            </w:pPr>
+            <w:r>
+              <w:rPr>
+                <w:sz w:val="17"/>
+              </w:rPr>
+              <w:t xml:space="preserve">-0.6 to 0.8</w:t>
+            </w:r>
+          </w:p>
+        </w:tc>
       </w:tr>
       <w:tr>
         <w:tc>
@@ -2499,6 +2451,21 @@
             </w:r>
           </w:p>
         </w:tc>
+        <w:tc>
+          <w:tcPr/>
+          <w:p>
+            <w:pPr>
+              <w:pStyle w:val="Compact"/>
+              <w:jc w:val="left"/>
+            </w:pPr>
+            <w:r>
+              <w:rPr>
+                <w:sz w:val="17"/>
+              </w:rPr>
+              <w:t xml:space="preserve">not defined</w:t>
+            </w:r>
+          </w:p>
+        </w:tc>
       </w:tr>
       <w:tr>
         <w:tc>
@@ -2561,6 +2528,21 @@
             </w:r>
           </w:p>
         </w:tc>
+        <w:tc>
+          <w:tcPr/>
+          <w:p>
+            <w:pPr>
+              <w:pStyle w:val="Compact"/>
+              <w:jc w:val="left"/>
+            </w:pPr>
+            <w:r>
+              <w:rPr>
+                <w:sz w:val="17"/>
+              </w:rPr>
+              <w:t xml:space="preserve">-0.9 to 0.4</w:t>
+            </w:r>
+          </w:p>
+        </w:tc>
       </w:tr>
       <w:tr>
         <w:tc>
@@ -2623,6 +2605,21 @@
             </w:r>
           </w:p>
         </w:tc>
+        <w:tc>
+          <w:tcPr/>
+          <w:p>
+            <w:pPr>
+              <w:pStyle w:val="Compact"/>
+              <w:jc w:val="left"/>
+            </w:pPr>
+            <w:r>
+              <w:rPr>
+                <w:sz w:val="17"/>
+              </w:rPr>
+              <w:t xml:space="preserve">0.4 to 1.2</w:t>
+            </w:r>
+          </w:p>
+        </w:tc>
       </w:tr>
       <w:tr>
         <w:tc>
@@ -2685,6 +2682,21 @@
             </w:r>
           </w:p>
         </w:tc>
+        <w:tc>
+          <w:tcPr/>
+          <w:p>
+            <w:pPr>
+              <w:pStyle w:val="Compact"/>
+              <w:jc w:val="left"/>
+            </w:pPr>
+            <w:r>
+              <w:rPr>
+                <w:sz w:val="17"/>
+              </w:rPr>
+              <w:t xml:space="preserve">0.5 to 1.3</w:t>
+            </w:r>
+          </w:p>
+        </w:tc>
       </w:tr>
       <w:tr>
         <w:tc>
@@ -2747,6 +2759,21 @@
             </w:r>
           </w:p>
         </w:tc>
+        <w:tc>
+          <w:tcPr/>
+          <w:p>
+            <w:pPr>
+              <w:pStyle w:val="Compact"/>
+              <w:jc w:val="left"/>
+            </w:pPr>
+            <w:r>
+              <w:rPr>
+                <w:sz w:val="17"/>
+              </w:rPr>
+              <w:t xml:space="preserve">1.0 to 1.8</w:t>
+            </w:r>
+          </w:p>
+        </w:tc>
       </w:tr>
       <w:tr>
         <w:tc>
@@ -2809,6 +2836,21 @@
             </w:r>
           </w:p>
         </w:tc>
+        <w:tc>
+          <w:tcPr/>
+          <w:p>
+            <w:pPr>
+              <w:pStyle w:val="Compact"/>
+              <w:jc w:val="left"/>
+            </w:pPr>
+            <w:r>
+              <w:rPr>
+                <w:sz w:val="17"/>
+              </w:rPr>
+              <w:t xml:space="preserve">not defined</w:t>
+            </w:r>
+          </w:p>
+        </w:tc>
       </w:tr>
     </w:tbl>
     <w:p>
@@ -2826,7 +2868,7 @@
         <w:t xml:space="preserve"> </w:t>
       </w:r>
       <w:r>
-        <w:t xml:space="preserve">Rung distance is log10 of the threshold over US$0.13m to US$0.46m, the capital to host one eight-accelerator server on the two benchmarks. Malaysia’s paid-up capital floors measure company capital and are not placed on the scale. The Philippine figures are a routing boundary and a package condition, not entry rules. Bases differ, so rows are indicative.</w:t>
+        <w:t xml:space="preserve">Distance is log10 of the threshold over a baseline. The one-server baseline is US$0.13m to US$0.46m, the capital to host one eight-accelerator server on the two benchmarks. The viable-fleet baseline is US$13m to US$80m, the fleet of 45 to 270 servers that covers a provider’s overhead at US$3.00 per GPU-hour and 80 per cent utilisation (Section 5.1, Table S5); it falls to US$0.3m to US$2m at US$3.85 and does not exist at US$2.35. Malaysia’s paid-up capital floors measure company capital and are not placed on the scale. The Philippine figures are a routing boundary and a package condition, not entry rules. Negative values mean the threshold lies inside the viable range.</w:t>
       </w:r>
     </w:p>
     <w:p>
@@ -2899,7 +2941,7 @@
         <w:pStyle w:val="BodyText"/>
       </w:pPr>
       <w:r>
-        <w:t xml:space="preserve">In Thailand the GPU-hosting gate lies two and a half to three orders of magnitude above one server, and the data-centre condition 1.7 to 2.8, while cloud has no capital condition. In Malaysia the data-centre track starts 1.3 to 2.4 orders above one server while the Digital track admits cloud at RM50,000. Vietnam and the Philippines state no capital threshold at the compute layers. In the two countries with a low-capital cloud route, the screen is a fixed compliance cost.</w:t>
+        <w:t xml:space="preserve">In Thailand the GPU-hosting gate lies two and a half to three orders of magnitude above one server, and the data-centre condition 1.7 to 2.8, while cloud has no capital condition. Measured from the viable fleet of the central case, the GPU-hosting gate is 0.2 to 1.0 orders away and the Thai and Malaysian facility categories lie inside the viable range. In Malaysia the data-centre track starts 1.3 to 2.4 orders above one server while the Digital track admits cloud at RM50,000. Vietnam and the Philippines state no capital threshold at the compute layers. In the two countries with a low-capital cloud route, the screen is a fixed compliance cost.</w:t>
       </w:r>
     </w:p>
     <w:p>
@@ -3046,7 +3088,7 @@
               <w:rPr>
                 <w:sz w:val="17"/>
               </w:rPr>
-              <w:t xml:space="preserve">Possibly eligible as cloud (8.2.2, no capital minimum, but two certified data centres and ISO certification); GPU rental falls under 8.2.4.1</w:t>
+              <w:t xml:space="preserve">Possibly eligible as cloud (8.2.2, no capital minimum, but two certified data centres and ISO certification, the route Siam AI used); GPU rental as such falls under 8.2.4.1</w:t>
             </w:r>
           </w:p>
         </w:tc>
@@ -3378,7 +3420,7 @@
         <w:pStyle w:val="BodyText"/>
       </w:pPr>
       <w:r>
-        <w:t xml:space="preserve">Cost does not by itself explain what lies below the threshold. Thailand’s gates are 1.7 to 3.0 orders of magnitude above one server. Whether that distance is a cost constraint depends on A1, whether a viable provider exists at that scale. A server can be hosted in colocation space, but hosting is not running a viable provider. We have not tested A1, which would need rental prices of regional GPU providers, colocation prices and tariffs to compute a small provider’s break-even utilisation. If viability requires scale, A1 fails and H1 explains the absence. If small providers can compete, the absence is a design outcome and proposition M applies to Thai GPU hosting and data centres.</w:t>
+        <w:t xml:space="preserve">Cost does not by itself explain what lies below the threshold, so we test A1 with a benchmark of provider economics (Table S5). Its inputs come from vendor, reseller and trade sources and are indicative. A single server is not a viable provider. Whether a small one is depends on price. At the contract-index price of about US$2.35 per GPU-hour no small provider breaks even. At US$3.00 it needs about 80 per cent utilisation and a fleet of 45 to 270 servers (US$13 million to US$80 million) to cover an overhead of US$50,000 to US$300,000 a year, and at the US$3.85 on-demand list price a few servers suffice. A scale provider breaks even at a utilisation about 20 percentage points lower, through cheaper colocation, capital and hardware. Measured from the central-case fleet, Thailand’s GPU-hosting gate is 0.2 to 1.0 orders of magnitude away (Table 3), Thailand’s 2 MW and Malaysia’s 0.85 MW categories lie inside the viable range, and Siam AI’s project lies near its upper end. A1 therefore holds only conditionally. If small providers can sell near US$3.85, the absence of instruments for a few servers is a design outcome and M applies. If prices sit nearer US$3.00 or below, viable scale is close to the thresholds and H1 explains most of the absence. The benchmark cannot choose between these cases without data on the prices small Southeast Asian providers obtain.</w:t>
       </w:r>
     </w:p>
     <w:p>
@@ -3404,7 +3446,7 @@
         <w:pStyle w:val="FirstParagraph"/>
       </w:pPr>
       <w:r>
-        <w:t xml:space="preserve">Foreign capital is a larger share of registered capital in Thailand’s infrastructure layers than in software. This does not show that Thai firms were excluded or that Thailand failed to accumulate capability. A cost-based account predicts it, since the most capital-intensive layers attract the deepest-pocketed firms, for data centres global operators (Lehdonvirta, Wú and Hawkins, 2025). The gradient is consistent with the account of Ke (2024) but cannot distinguish it from capital-intensity effects. Vietnam’s announced data-centre investment is led by its largest conglomerate. That does not show capture of the market or the incentive system, which would need evidence of restricted entry or discriminatory support of the kind Doner and Schneider (2016) discuss, and the coded rules contain no capital screen at the compute layers.</w:t>
+        <w:t xml:space="preserve">Foreign capital is a larger share of registered capital in Thailand’s infrastructure layers than in software. This does not show that Thai firms were excluded or that Thailand failed to accumulate capability. A cost-based account predicts it, since the most capital-intensive layers attract the deepest-pocketed firms, for data centres global operators (Lehdonvirta, Wú and Hawkins, 2025). The gradient is consistent with the account of Ke (2024) but cannot distinguish it from capital-intensity effects. Vietnam’s announced data-centre investment is led by its largest conglomerate, which does not show capture: that would need evidence of restricted entry or discriminatory support (Doner and Schneider, 2016), and the coded rules contain no capital screen at the compute layers.</w:t>
       </w:r>
     </w:p>
     <w:bookmarkEnd w:id="41"/>
@@ -3832,7 +3874,7 @@
               <w:rPr>
                 <w:sz w:val="17"/>
               </w:rPr>
-              <w:t xml:space="preserve">H1 against {H2, H3}, moderate, conditional on A1</w:t>
+              <w:t xml:space="preserve">H1 against {H2, H3}, weak to moderate; A1 holds only above about US$3.00 per GPU-hour</w:t>
             </w:r>
           </w:p>
         </w:tc>
@@ -4321,7 +4363,7 @@
         <w:pStyle w:val="BodyText"/>
       </w:pPr>
       <w:r>
-        <w:t xml:space="preserve">Four results follow. First, cost explains the height of Thailand’s threshold, and the data cannot separate a design reading from it on that point. Second, thresholds are not forced by cost: Vietnam and the Philippines state none at the compute layers, and Malaysia admits cloud at RM50,000 on a separate track. Third, H1 is unexpected for design features that cost cannot generate: a sales-based extension (E5), fixed certification and audit costs (E6) and research ratios that fall with firm size. Fourth, E8 is unexpected under all three hypotheses. A deliberate startup track shows that these governments can and do design for new firms, and limits H2 as a general account. H2 and H3 remain hard to separate: only E7, and only partly, favours H3. We conclude that the pattern is not only cost-driven and that capital gates are a design choice where they occur, without isolating whether design or habit produced them.</w:t>
+        <w:t xml:space="preserve">Four results follow. First, cost explains the height of Thailand’s threshold, and the data cannot separate a design reading from it on that point. Second, thresholds are not forced by cost: Vietnam and the Philippines state none at the compute layers, and Malaysia admits cloud at RM50,000 on a separate track. Third, H1 is unexpected for features that cost cannot generate: a sales-based extension (E5) and fixed certification and audit costs (E6). Fourth, E8 is unexpected under all three hypotheses. A deliberate startup track shows that these governments can and do design for new firms, and limits H2 as a general account. H2 and H3 remain hard to separate: only E7, and only partly, favours H3. We conclude that the pattern is not only cost-driven and that capital gates are a design choice where they occur, without isolating whether design or habit produced them.</w:t>
       </w:r>
     </w:p>
     <w:p>
@@ -4339,7 +4381,7 @@
         <w:t xml:space="preserve"> </w:t>
       </w:r>
       <w:r>
-        <w:t xml:space="preserve">Dropping the evidence against H1 one row at a time leaves the case standing, and dropping rows that depend on A1 (E2, E3) leaves E4 to E7. If MDEC does not accept capacity resale, E2 becomes compatible and Malaysia is no longer a counter-example. The claim that rungs are missing in Thailand depends on A1 and on the coverage of general instruments. It is falsified if Firm B or Firm C can use a general instrument on the same terms as a software firm, or if viable small providers operate without incentives. A competing reading cannot be excluded: no middle-income economy can compete with hyperscalers, so applications-led specialisation with infrastructure dependence is sound. Separating the readings needs data on domestic small providers, compute prices and application-layer outcomes, which we do not observe.</w:t>
+        <w:t xml:space="preserve">Dropping the evidence against H1 one row at a time leaves the case standing, and dropping rows that depend on A1 (E2, E3) leaves E4 to E7. If MDEC does not accept capacity resale, E2 becomes compatible and Malaysia is no longer a counter-example. The claim that rungs are missing in Thailand depends on A1, which holds only at prices near US$3.85, and on the coverage of general instruments. It is falsified if Firm B or Firm C can use a general instrument on the same terms as a software firm, or if viable small providers operate without incentives. A competing reading cannot be excluded: no middle-income economy can compete with hyperscalers, so applications-led specialisation with infrastructure dependence is sound. Separating the readings needs data on domestic small providers, the prices they obtain and application-layer outcomes, which we do not observe.</w:t>
       </w:r>
     </w:p>
     <w:bookmarkEnd w:id="42"/>
@@ -4357,55 +4399,7 @@
         <w:pStyle w:val="FirstParagraph"/>
       </w:pPr>
       <w:r>
-        <w:t xml:space="preserve">Bahar et al. (2026) show that indirect tax credits favour large profitable firms in Japan. We find that Thailand’s deepest tier presupposes sales and that three of four countries deliver the accessible tier through indirect instruments, while Malaysia’s fixed audit cost is regressive through a different channel. Their problem is misallocation among sectors for established firms, ours is entry to a new stack, and our evidence is rules, not spending. The lesson we take from Fuest et al. (2024) and Bahar et al. (2026) is about method: look at instrument design. For the access scenarios of Cerutti et al. (2025), the rules we code show where entry is open on paper, not what firms do with it. The architectures suggest three propositions for other countries.</w:t>
-      </w:r>
-      <w:r>
-        <w:t xml:space="preserve"> </w:t>
-      </w:r>
-      <w:r>
-        <w:rPr>
-          <w:bCs/>
-          <w:b/>
-        </w:rPr>
-        <w:t xml:space="preserve">PA1:</w:t>
-      </w:r>
-      <w:r>
-        <w:t xml:space="preserve"> </w:t>
-      </w:r>
-      <w:r>
-        <w:t xml:space="preserve">capital gates screen on capital stock, list-based designs shift screening to discretionary designation, and tiered designs screen only at the extended-benefit margin.</w:t>
-      </w:r>
-      <w:r>
-        <w:t xml:space="preserve"> </w:t>
-      </w:r>
-      <w:r>
-        <w:rPr>
-          <w:bCs/>
-          <w:b/>
-        </w:rPr>
-        <w:t xml:space="preserve">PA2:</w:t>
-      </w:r>
-      <w:r>
-        <w:t xml:space="preserve"> </w:t>
-      </w:r>
-      <w:r>
-        <w:t xml:space="preserve">the rung distance is larger where a single gate is set at facility scale than where a separate low-capital track covers the same activity.</w:t>
-      </w:r>
-      <w:r>
-        <w:t xml:space="preserve"> </w:t>
-      </w:r>
-      <w:r>
-        <w:rPr>
-          <w:bCs/>
-          <w:b/>
-        </w:rPr>
-        <w:t xml:space="preserve">PA3:</w:t>
-      </w:r>
-      <w:r>
-        <w:t xml:space="preserve"> </w:t>
-      </w:r>
-      <w:r>
-        <w:t xml:space="preserve">where an instrument type is inherited from generic schemes, the same tiers appear across activities.</w:t>
+        <w:t xml:space="preserve">Bahar et al. (2026) show that indirect tax credits favour large profitable firms in Japan. We find that Thailand’s deepest tier presupposes sales and that three of four countries deliver the accessible tier through indirect instruments, while Malaysia’s fixed audit cost is regressive through a different channel. Their problem is misallocation among sectors for established firms, ours is entry to a new stack, and our evidence is rules, not spending. The lesson we take from Fuest et al. (2024) and Bahar et al. (2026) is about method: look at instrument design. For the access scenarios of Cerutti et al. (2025), the rules we code show where entry is open on paper, not what firms do with it. The architectures suggest testable propositions for other countries: capital gates screen on capital stock, list-based designs shift screening to discretion, and the rung distance is larger where one gate is set at facility scale than where a separate low-capital track covers the same activity.</w:t>
       </w:r>
     </w:p>
     <w:bookmarkEnd w:id="43"/>
@@ -4442,7 +4436,7 @@
         <w:t xml:space="preserve"> </w:t>
       </w:r>
       <w:r>
-        <w:t xml:space="preserve">Capital or capacity conditions exclude small providers from Thai GPU hosting and data centres and from Malaysian data centres, while generic cloud routes admit them subject to certification and audit costs. An audit with hypothetical firms, as in Section 3.3, would show a government which of its instruments a small provider could use. Where it shows exclusion, the options are extending eligibility to colocation tenancy or modular deployment, lowering fixed certification and audit costs for small providers, or providing subsidised access to public or consortium compute. Tax relief presupposes profit, so rungs near one server may suit direct support or refundable credits, and rungs near one megawatt milestone-based incentives with compliance proportional to size (Table S4 calibrates an illustrative ladder). Vietnam’s startup track is an application-layer pathway keyed to technical criteria, not capital. Risks include subsidising resale of foreign-owned capacity and fiscal leakage. We have not costed any option, and a small, time-limited pilot would show cost and take-up first.</w:t>
+        <w:t xml:space="preserve">Capital or capacity conditions exclude small providers from Thai GPU hosting and data centres and from Malaysian data centres, while generic cloud routes admit them subject to certification and audit costs. The benchmark suggests that the rung that matters lies at tens to hundreds of servers, where Thai cloud and Malaysian Digital routes already exist, so fixed costs deserve attention first. An audit with hypothetical firms, as in Section 3.3, would show a government which of its instruments a small provider could use. Where it shows exclusion, the options are extending eligibility to colocation tenancy or modular deployment, lowering fixed certification and audit costs for small providers, or providing subsidised access to public or consortium compute. Tax relief presupposes profit, so small rungs may suit direct support or refundable credits and larger ones milestone-based incentives with compliance proportional to size (Table S4). Vietnam’s startup track is an application-layer pathway keyed to technical criteria, not capital. Risks include subsidising resale of foreign-owned capacity and fiscal leakage; we have not costed any option, and a time-limited pilot would show cost and take-up first.</w:t>
       </w:r>
     </w:p>
     <w:p>
@@ -4478,7 +4472,7 @@
         <w:t xml:space="preserve"> </w:t>
       </w:r>
       <w:r>
-        <w:t xml:space="preserve">If dependence on foreign infrastructure is an acceptable trade-off, it should be stated as one, with attention to data sovereignty, not left as a by-product of where thresholds fall. Because we cannot separate this from rational specialisation, evidence on domestic compute prices and the growth of small providers should be collected before thresholds change.</w:t>
+        <w:t xml:space="preserve">If dependence on foreign infrastructure is an acceptable trade-off, it should be stated as one, with attention to data sovereignty. Because we cannot separate it from rational specialisation, evidence on the prices small providers obtain should be collected before thresholds change.</w:t>
       </w:r>
     </w:p>
     <w:bookmarkEnd w:id="45"/>
@@ -4496,7 +4490,7 @@
         <w:pStyle w:val="FirstParagraph"/>
       </w:pPr>
       <w:r>
-        <w:t xml:space="preserve">First, legal eligibility is not realised access: firms may be unable to use an eligible instrument, and may reach support through general schemes we have not coded. The findings describe an opportunity structure, not who benefits. Second, coding was done and checked by one author against English or database texts, the amendment check is incomplete, and the Thai originals, Vietnamese circulars and SIPP guidelines are unread, so findings that depend on a threshold or classification are provisional. Third, the central claim depends on A1, which we have not tested, and on an absence claim limited to AI-related and digital-sector instruments. Fourth, layers (ii) and (iii) cannot be separated in several instruments, hardware is coded only for Vietnam, and thresholds have different bases, so scale comparisons are order-of-magnitude. Fifth, we code investment incentives only, and public compute programmes, vouchers and sovereign initiatives may fill part of the gap. Sixth, only Thailand publishes approval data by sub-activity and ownership, and its ownership gradient rests on three points. Seventh, the four cases are purposively selected and ordinal process-tracing ratings cannot separate H2 from H3 or establish causation. Finally, the target is moving: Vietnam’s AI-specific regulation is still developing and Malaysia is phasing in a New Incentive Framework.</w:t>
+        <w:t xml:space="preserve">First, legal eligibility is not realised access: firms may be unable to use an eligible instrument, and may reach support through general schemes we have not coded. The findings describe an opportunity structure, not who benefits. Second, coding was done and checked by one author against English or database texts, the amendment check is incomplete, and the Thai originals, Vietnamese circulars and SIPP guidelines are unread, so findings that depend on a threshold or classification are provisional. Third, the central claim depends on A1, which we test only with a stylised benchmark built from vendor prices, and on an absence claim limited to AI-related and digital-sector instruments. Fourth, layers (ii) and (iii) cannot be separated in several instruments, hardware is coded only for Vietnam, and thresholds have different bases, so scale comparisons are order-of-magnitude. Fifth, we code investment incentives only, and public compute programmes, vouchers and sovereign initiatives may fill part of the gap. Sixth, only Thailand publishes approval data by sub-activity and ownership, and its gradient rests on three points. Seventh, four purposively selected cases and ordinal ratings cannot separate H2 from H3 or establish causation. Finally, the target is moving: Vietnam’s AI regulation is developing and Malaysia is phasing in a New Incentive Framework.</w:t>
       </w:r>
     </w:p>
     <w:bookmarkEnd w:id="46"/>
@@ -4514,7 +4508,7 @@
         <w:pStyle w:val="FirstParagraph"/>
       </w:pPr>
       <w:r>
-        <w:t xml:space="preserve">This paper asked where four Southeast Asian incentive systems screen entrants to the AI industry. All four make application development accessible on the stated thresholds, and Vietnam adds a startup track with direct equity access. Above that layer they use four architectures. Thailand gates data centres by capacity and GPU hosting by capital, 1.7 to 3.0 orders of magnitude above one server, while cloud services carry certification in place of capital. Malaysia runs a low-capital digital track covering cloud beside a data-centre track starting at 0.85 MW. Vietnam lists strategic technologies without ranking them and states no capital rule. The Philippines lists activities by tier and applies one firm-scale boundary to all. No instrument we coded is aimed at compute provision below facility scale. Cost explains the height of Thailand’s gate, but not why Vietnam and the Philippines need no capital gate, why Malaysia can run a low-capital cloud track or why Thailand’s research tier presupposes sales. The evidence concerns eligibility, not access, and does not show that any of the four is in a middle-technology trap. The next steps are to test viability at small scale, code the general schemes, and link rules to firm-level take-up.</w:t>
+        <w:t xml:space="preserve">This paper asked where four Southeast Asian incentive systems screen entrants to the AI industry. All four make application development accessible on the stated thresholds, and Vietnam adds a startup track with direct equity access. Above that layer they use four architectures. Thailand gates data centres by capacity and GPU hosting by capital, 1.7 to 3.0 orders of magnitude above one server but at most one order above the fleet a benchmark finds viable at central prices, while cloud services carry certification in place of capital. Malaysia runs a low-capital digital track covering cloud beside a data-centre track starting at 0.85 MW. Vietnam lists strategic technologies without ranking them and states no capital rule. The Philippines lists activities by tier and applies one firm-scale boundary to all. No instrument we coded is aimed at compute provision below facility scale. Cost explains Thailand’s gate better than we expected, but not why Vietnam and the Philippines need no capital gate, why Malaysia can run a low-capital cloud track or why Thailand’s research tier presupposes sales. The evidence concerns eligibility, not access, and does not show that any of the four is in a middle-technology trap. The next steps are to measure the prices and utilisation that small regional providers actually obtain, code the general schemes, and link rules to firm-level take-up.</w:t>
       </w:r>
     </w:p>
     <w:bookmarkEnd w:id="47"/>
@@ -4601,7 +4595,7 @@
         <w:pStyle w:val="FirstParagraph"/>
       </w:pPr>
       <w:r>
-        <w:t xml:space="preserve">[AUTHORS TO COMPLETE: the journal requires a truthful statement of whether and how generative AI was used in the research and manuscript preparation.]</w:t>
+        <w:t xml:space="preserve">The authors used generative AI to polish the writing of this manuscript. The authors reviewed and edited the text and take full responsibility for the content.</w:t>
       </w:r>
     </w:p>
     <w:bookmarkEnd w:id="51"/>
@@ -4702,6 +4696,27 @@
       </w:r>
       <w:r>
         <w:t xml:space="preserve">, 320-336.</w:t>
+      </w:r>
+    </w:p>
+    <w:p>
+      <w:pPr>
+        <w:pStyle w:val="BodyText"/>
+      </w:pPr>
+      <w:r>
+        <w:t xml:space="preserve">Board of Investment of Thailand. (2025, January 29).</w:t>
+      </w:r>
+      <w:r>
+        <w:t xml:space="preserve"> </w:t>
+      </w:r>
+      <w:r>
+        <w:rPr>
+          <w:iCs/>
+          <w:i/>
+        </w:rPr>
+        <w:t xml:space="preserve">Thailand BOI approves investments worth a total of US$5 billion, including TikTok’s data hosting project</w:t>
+      </w:r>
+      <w:r>
+        <w:t xml:space="preserve">. https://osos.boi.go.th/EN/news/2163</w:t>
       </w:r>
     </w:p>
     <w:p>

--- a/revision/06_submission_manuscript.docx
+++ b/revision/06_submission_manuscript.docx
@@ -120,7 +120,7 @@
         <w:pStyle w:val="FirstParagraph"/>
       </w:pPr>
       <w:r>
-        <w:t xml:space="preserve">Southeast Asian governments have made artificial intelligence (AI) a pillar of industrial policy, but little is known about which domestic firms their incentive rules admit to the AI stack. We code 29 instruments from the legal texts of Thailand, Vietnam, Malaysia and the Philippines, place their capital thresholds on a common cost scale, and test three explanations: cost necessity, scale-favouring design and administrative habit. The four systems use different architectures: capital-gated activities, two parallel tracks, a strategic-technology list and activity tiers with a common firm-scale boundary. All make application-layer support accessible to small firms. At the compute layers, Thailand’s gates lie two to three orders of magnitude above the capital to host one server but about one order or less above the fleet a provider-economics benchmark finds viable, and Malaysia’s data-centre track starts at 0.85 MW. Where small cloud providers can enter on paper, the screen is a fixed compliance cost. Vietnam and the Philippines state no capital rule. No instrument is aimed at provision below facility scale. Cost explains Thailand’s gate better than we expected but not the pattern across countries. The evidence concerns eligibility, not realised access, and does not show a middle-technology trap.</w:t>
+        <w:t xml:space="preserve">Southeast Asian governments have made artificial intelligence (AI) a pillar of industrial policy, but little is known about which domestic firms their incentive rules admit to the AI stack. We code 29 instruments from the legal texts of Thailand, Vietnam, Malaysia and the Philippines, place their capital thresholds on a common cost scale, and test three explanations: cost necessity, scale-favouring design and administrative habit. The four systems use different architectures: capital-gated activities, two parallel tracks, a strategic-technology list and activity tiers with a common firm-scale boundary. All make application-layer support accessible to small firms. At the compute layers, Thailand’s gates lie two to three orders of magnitude above the capital to host one server but about one order or less above the fleet a provider-economics benchmark finds viable, and Malaysia’s data-centre track starts at 0.85 MW. Where small cloud providers can enter on paper, the screen is a fixed compliance cost. Vietnam and the Philippines state no capital rule. No instrument is aimed at provision below facility scale. Cost largely explains Thailand’s gate but not the pattern across countries. The evidence concerns eligibility, not realised access, and does not show a middle-technology trap.</w:t>
       </w:r>
     </w:p>
     <w:p>
@@ -4508,7 +4508,7 @@
         <w:pStyle w:val="FirstParagraph"/>
       </w:pPr>
       <w:r>
-        <w:t xml:space="preserve">This paper asked where four Southeast Asian incentive systems screen entrants to the AI industry. All four make application development accessible on the stated thresholds, and Vietnam adds a startup track with direct equity access. Above that layer they use four architectures. Thailand gates data centres by capacity and GPU hosting by capital, 1.7 to 3.0 orders of magnitude above one server but at most one order above the fleet a benchmark finds viable at central prices, while cloud services carry certification in place of capital. Malaysia runs a low-capital digital track covering cloud beside a data-centre track starting at 0.85 MW. Vietnam lists strategic technologies without ranking them and states no capital rule. The Philippines lists activities by tier and applies one firm-scale boundary to all. No instrument we coded is aimed at compute provision below facility scale. Cost explains Thailand’s gate better than we expected, but not why Vietnam and the Philippines need no capital gate, why Malaysia can run a low-capital cloud track or why Thailand’s research tier presupposes sales. The evidence concerns eligibility, not access, and does not show that any of the four is in a middle-technology trap. The next steps are to measure the prices and utilisation that small regional providers actually obtain, code the general schemes, and link rules to firm-level take-up.</w:t>
+        <w:t xml:space="preserve">This paper asked where four Southeast Asian incentive systems screen entrants to the AI industry. All four make application development accessible on the stated thresholds, and Vietnam adds a startup track with direct equity access. Above that layer they use four architectures. Thailand gates data centres by capacity and GPU hosting by capital, 1.7 to 3.0 orders of magnitude above one server but at most one order above the fleet a benchmark finds viable at central prices, while cloud services carry certification in place of capital. Malaysia runs a low-capital digital track covering cloud beside a data-centre track starting at 0.85 MW. Vietnam lists strategic technologies without ranking them and states no capital rule. The Philippines lists activities by tier and applies one firm-scale boundary to all. No instrument we coded is aimed at compute provision below facility scale. Cost largely explains Thailand’s gate, but not why Vietnam and the Philippines need no capital gate, why Malaysia can run a low-capital cloud track or why Thailand’s research tier presupposes sales. The evidence concerns eligibility, not access, and does not show that any of the four is in a middle-technology trap. The next steps are to measure the prices and utilisation that small regional providers actually obtain, code the general schemes, and link rules to firm-level take-up.</w:t>
       </w:r>
     </w:p>
     <w:bookmarkEnd w:id="47"/>

--- a/revision/06_submission_manuscript.docx
+++ b/revision/06_submission_manuscript.docx
@@ -156,15 +156,15 @@
         <w:pStyle w:val="FirstParagraph"/>
       </w:pPr>
       <w:r>
-        <w:t xml:space="preserve">A middle-income country that wants to keep growing needs domestic firms able to build, not only to adopt, new technology. AI tests this requirement anew. It is a general-purpose technology whose productivity gains depend on who builds and controls it. If domestic firms can build models, applications and compute capacity, AI can raise total factor productivity, the variable on which middle-income slowdowns turn (Eichengreen, Park and Shin, 2014; Imam and Temple, 2026). If they can only adopt what foreign providers supply, more of the gain is likely to accrue elsewhere. Cerutti et al. (2025) model such a limited-access scenario, and Lehdonvirta, Wú and Hawkins (2024) show how unevenly compute capacity is distributed.</w:t>
-      </w:r>
-    </w:p>
-    <w:p>
-      <w:pPr>
-        <w:pStyle w:val="BodyText"/>
-      </w:pPr>
-      <w:r>
-        <w:t xml:space="preserve">Governments in the region have taken up the question. Vietnam and the Philippines entered the upper-middle-income group on 1 July 2026 (Ang, 2026), and Thailand, Vietnam, Malaysia and the Philippines have each written AI into or alongside their investment incentive systems. Their eligibility rules decide which firms can take part in which part of the AI industry: Thailand’s capital threshold for GPU-based data hosting, about US$140 million, admits some firms and excludes others. The literature we review studies aggregate spending, access scenarios and the geography of compute. We found no instrument-level study of eligibility across the AI stack in these economies.</w:t>
+        <w:t xml:space="preserve">A middle-income country that wants to keep growing needs domestic firms able to build, not only to adopt, new technology. AI tests this requirement anew. It is a general-purpose technology whose productivity gains depend on who builds and controls it. If domestic firms can build models, applications and compute capacity, AI can raise total factor productivity, the variable on which middle-income slowdowns turn (Eichengreen, Park and Shin, 2014; Imam and Temple, 2026). If they can only adopt, more of the gain is likely to accrue elsewhere. Cerutti et al. (2025) model such a limited-access scenario, and Lehdonvirta, Wú and Hawkins (2024) show how unevenly compute capacity is distributed.</w:t>
+      </w:r>
+    </w:p>
+    <w:p>
+      <w:pPr>
+        <w:pStyle w:val="BodyText"/>
+      </w:pPr>
+      <w:r>
+        <w:t xml:space="preserve">Governments in the region have taken up the question. Vietnam and the Philippines entered the upper-middle-income group on 1 July 2026 (Ang, 2026), and all four countries have written AI into or alongside their investment incentive systems. Their eligibility rules decide which firms can take part in which part of the AI industry: Thailand’s capital threshold for GPU-based data hosting, about US$140 million, admits some firms and excludes others. The literature we review studies aggregate spending, access scenarios and the geography of compute. We found no instrument-level study of eligibility across the AI stack in these economies.</w:t>
       </w:r>
     </w:p>
     <w:p>
@@ -281,7 +281,7 @@
         <w:pStyle w:val="BodyText"/>
       </w:pPr>
       <w:r>
-        <w:t xml:space="preserve">The middle-technology trap concerns the technological composition of an economy and has two lineages. Ke (2024), with Zheng (2024), covers Malaysia, Thailand, Indonesia and the Philippines and attributes stagnation to FDI-led industrialisation in which multinationals keep core technology at home. Fuest et al. (2024) argue that the European Union over-invests in mature mid-technology sectors. Bahar, Gadgin Matha, Hausmann and Segovia (2026) apply the idea to Japan, where research intensity is near the top of the OECD but productivity growth has been flat since 2000, because more than half of private research spending goes to mature industries. They attribute this to incentives delivered through indirect tax credits, which presuppose taxable profit and scale and so favour large incumbents.</w:t>
+        <w:t xml:space="preserve">The middle-technology trap concerns the technological composition of an economy and has two lineages. Ke (2024), with Zheng (2024), covers Malaysia, Thailand, Indonesia and the Philippines and attributes stagnation to FDI-led industrialisation in which multinationals keep core technology at home. Fuest et al. (2024) argue that the European Union over-invests in mature mid-technology sectors. Bahar, Gadgin Matha, Hausmann and Segovia (2026) apply the idea to Japan, where research intensity is near the top of the OECD but productivity growth has been flat since 2000, which they attribute to indirect tax credits that presuppose taxable profit and scale and so favour large incumbents.</w:t>
       </w:r>
     </w:p>
     <w:p>
@@ -501,7 +501,7 @@
         <w:pStyle w:val="FirstParagraph"/>
       </w:pPr>
       <w:r>
-        <w:t xml:space="preserve">Each hypothesis is a claim about one country’s AI-related incentive design.</w:t>
+        <w:t xml:space="preserve">Each hypothesis concerns one country’s AI-related incentive design.</w:t>
       </w:r>
     </w:p>
     <w:p>
@@ -585,7 +585,7 @@
         <w:t xml:space="preserve"> </w:t>
       </w:r>
       <w:r>
-        <w:t xml:space="preserve">A commercially viable scale of AI compute provision exists far below facility scale. Power draw shows that a server can be hosted, not that a provider can survive on it, so A1 is empirical. If A1 fails, absence of instruments below facility scale is what H1 predicts and P2a does not apply. Every rating on absence is conditional on A1. H2 and H3 can generate similar outcomes and differ mainly in origin, so legal texts separate H1 from the pair {H2, H3} better than they separate H2 from H3.</w:t>
+        <w:t xml:space="preserve">A commercially viable scale of AI compute provision exists far below facility scale. Power draw shows that a server can be hosted, not that a provider can survive on it, so A1 is empirical. If A1 fails, absence of instruments below facility scale is what H1 predicts and P2a does not apply. Every rating on absence is conditional on A1. Legal texts separate H1 from the pair {H2, H3} better than they separate H2 from H3.</w:t>
       </w:r>
     </w:p>
     <w:p>
@@ -603,7 +603,7 @@
         <w:t xml:space="preserve"> </w:t>
       </w:r>
       <w:r>
-        <w:t xml:space="preserve">Hausmann and Rodrik (2003) argue that discovering the cost of a new activity is socially valuable because others can imitate it, so that laissez-faire yields too little investment in new activities. We apply this to compute supply, as our own proposition and not a result they report. Let the</w:t>
+        <w:t xml:space="preserve">Hausmann and Rodrik (2003) argue that discovering the cost of a new activity is socially valuable because others can imitate it, so laissez-faire yields too little investment in new activities. We apply this to compute supply, as our own proposition. Let the</w:t>
       </w:r>
       <w:r>
         <w:t xml:space="preserve"> </w:t>
@@ -694,15 +694,15 @@
         <w:t xml:space="preserve"> </w:t>
       </w:r>
       <w:r>
-        <w:t xml:space="preserve">labels refer to the middle-income trap and are used only to select cases. On the classification of Bianchi et al. (2024), Thailand and Malaysia are trapped by duration but show improving export complexity. Vietnam is not classified as trapped by any source we reviewed, and the Philippines has a documented trap history at a lower income band; both reached upper-middle-income status in July 2026. We do not classify any country as middle-technology trapped. [AUTHORS TO COMPLETE: reason for excluding Indonesia, which belongs to the ASEAN Four in Ke (2024); a reader will ask whether it was dropped because it did not fit (Seawright and Gerring, 2008).]</w:t>
-      </w:r>
-    </w:p>
-    <w:p>
-      <w:pPr>
-        <w:pStyle w:val="BodyText"/>
-      </w:pPr>
-      <w:r>
-        <w:t xml:space="preserve">Thailand is the primary case because it alone publishes approval statistics by sub-activity and ownership, so rules can be compared with outcomes. The other three are shadow cases coded from legal texts. Four purposively chosen cases support analytic inferences about design, not statistical claims about Southeast Asia.</w:t>
+        <w:t xml:space="preserve">labels refer to the middle-income trap and are used only to select cases. On the classification of Bianchi et al. (2024), Thailand and Malaysia are trapped by duration but show improving export complexity. Vietnam is not classified as trapped by any source we reviewed, and the Philippines has a documented trap history at a lower income band; both reached upper-middle-income status in July 2026. We do not classify any country as middle-technology trapped. We excluded Indonesia, one of the ASEAN Four in Ke (2024), because the criterion of AI-related incentives in force was not met on the sources we found. Its incentives (tax holidays, super deductions, duty exemptions) are general and name neither AI nor data centres, the national AI roadmap and AI-ethics presidential regulations were still pending in mid-2026 (Noer and Putra, 2026), and an official of the communications ministry was still urging data-centre tax incentives in September 2025 (W.Media, 2025). We checked secondary sources, not primary texts, so Indonesia is a natural later comparator once the roadmap is enacted (on purposive selection see Seawright and Gerring, 2008).</w:t>
+      </w:r>
+    </w:p>
+    <w:p>
+      <w:pPr>
+        <w:pStyle w:val="BodyText"/>
+      </w:pPr>
+      <w:r>
+        <w:t xml:space="preserve">Thailand is the primary case because it alone publishes approval statistics by sub-activity and ownership. The other three are coded from legal texts. Four purposive cases support analytic inferences about design, not statistical claims about Southeast Asia.</w:t>
       </w:r>
     </w:p>
     <w:bookmarkEnd w:id="27"/>
@@ -720,15 +720,15 @@
         <w:pStyle w:val="FirstParagraph"/>
       </w:pPr>
       <w:r>
-        <w:t xml:space="preserve">We code primary legal texts, not strategy documents or commentary: Thailand’s Board of Investment (BOI) Investment Promotion Guide 2026 and announcements; Vietnam’s Decree 260/2026 and Decision 21/2026; Malaysia’s Malaysia Digital and Digital Ecosystem Acceleration (DESAC) guidelines; and the Philippines’ CREATE MORE Act, its implementing rules and the 2026 Strategic Investment Priority Plan (SIPP). Supporting Information Table S2 lists each source, date and check. The unit of analysis is the instrument. Twenty-nine instruments are coded (Table S1), eight of them cross-cutting rules that apply beyond AI. Each is coded on five dimensions: layer; delivery (indirect tax-based support, which presupposes taxable profit, or direct grants, equity and fee waivers); threshold and its basis; new-firm accommodation, coded Yes only for an explicit provision, so that a low threshold is recorded as a threshold and not as accommodation; and recurring compliance burden. The codebook is in the Supporting Information. We report the matrix and do not aggregate it into an index, since any weighting would be an assumption.</w:t>
-      </w:r>
-    </w:p>
-    <w:p>
-      <w:pPr>
-        <w:pStyle w:val="BodyText"/>
-      </w:pPr>
-      <w:r>
-        <w:t xml:space="preserve">All rows were coded and checked against the primary texts by one author. [AUTHORS TO COMPLETE: a second coder re-coded all 29 instruments blind to the first; report percentage agreement, Cohen’s (1960) kappa per dimension and disagreements resolved.] The Vietnamese texts were read through a commercial legal database, not the official gazette. The Thai originals, the Vietnamese implementing circulars and the SIPP qualification guidelines have not been read.</w:t>
+        <w:t xml:space="preserve">We code primary legal texts, not strategy documents or commentary: Thailand’s Board of Investment (BOI) Investment Promotion Guide 2026 and announcements; Vietnam’s Decree 260/2026 and Decision 21/2026; Malaysia’s Malaysia Digital and Digital Ecosystem Acceleration (DESAC) guidelines; and the Philippines’ CREATE MORE Act, its implementing rules and the 2026 Strategic Investment Priority Plan (SIPP). Supporting Information Table S2 lists each source, date and check. The unit of analysis is the instrument. Twenty-nine instruments are coded (Table S1), fourteen of them cross-cutting rules that apply beyond AI. Each is coded on five dimensions: layer; delivery (indirect tax-based support, which presupposes taxable profit, or direct grants, equity and fee waivers); threshold and its basis; new-firm accommodation, coded Yes only for an explicit provision, so that a low threshold is recorded as a threshold and not as accommodation; and recurring compliance burden. The codebook is in the Supporting Information. We report the matrix and do not aggregate it into an index, since any weighting would be an assumption.</w:t>
+      </w:r>
+    </w:p>
+    <w:p>
+      <w:pPr>
+        <w:pStyle w:val="BodyText"/>
+      </w:pPr>
+      <w:r>
+        <w:t xml:space="preserve">One author coded all rows and checked them against the primary texts. A separate instance of a generative AI model then coded all 29 instruments blind, from the codebook and texts alone. Agreement before adjudication was 69 per cent on layer (Cohen’s, 1960, kappa 0.60), 83 per cent on delivery (0.73) and 76 per cent on accommodation (0.57), and 28 of 29 threshold figures matched. We resolved disagreements against the text and log them in Table S6. An AI coder shares the first coder’s blind spots, so a human check remains desirable. The Vietnamese texts were read through a commercial legal database. The Thai originals, the Vietnamese circulars and the SIPP guidelines are unread.</w:t>
       </w:r>
     </w:p>
     <w:p>
@@ -746,7 +746,7 @@
         <w:t xml:space="preserve"> </w:t>
       </w:r>
       <w:r>
-        <w:t xml:space="preserve">Thresholds have different bases and currencies. We convert each capital figure to US dollars (at about 35.7 baht, 4.55 ringgit and 57.7 pesos to the dollar) and then to the capacity it would host, using two benchmarks: US$10.7 million per megawatt of construction (Turner and Townsend, 2025) and US$38 million per megawatt of fully equipped AI capacity (Epoch AI, 2026). We take one eight-accelerator server of about 12 kW [CITATION: vendor specification] as the lower bound of provision, which needs US$0.13 million to US$0.46 million of capital to host, and the viable fleet found by the benchmark of Section 5.1 as the working baseline. The rung distance of an instrument is the base-10 logarithm of its threshold over the baseline’s capital, reported as a range. The benchmarks are orders of magnitude, the thresholds have different bases, and the conversion tests plausibility, not equality.</w:t>
+        <w:t xml:space="preserve">Thresholds have different bases and currencies. We convert each capital figure to US dollars (at about 35.7 baht, 4.55 ringgit and 57.7 pesos to the dollar) and then to the capacity it would host, using two benchmarks: US$10.7 million per megawatt of construction (Turner and Townsend, 2025) and US$38 million per megawatt of fully equipped AI capacity (Epoch AI, 2026). We take one eight-accelerator server of about 12 kW, a planning figure above the 10.2 kW maximum NVIDIA lists for its DGX H100 (NVIDIA, n.d.), as the lower bound of provision, which needs US$0.13 million to US$0.46 million of capital to host, and the viable fleet found by the benchmark of Section 5.1 as the working baseline. The rung distance of an instrument is the base-10 logarithm of its threshold over the baseline’s capital, reported as a range. The benchmarks are orders of magnitude, the thresholds have different bases, and the conversion tests plausibility, not equality.</w:t>
       </w:r>
     </w:p>
     <w:bookmarkEnd w:id="28"/>
@@ -919,7 +919,7 @@
         <w:t xml:space="preserve"> </w:t>
       </w:r>
       <w:r>
-        <w:t xml:space="preserve">if no hypothesis is U or X. Absence claims are limited to AI-related and digital-sector instruments: general SME, startup and research schemes, and pre-AI sector schemes, are not coded.</w:t>
+        <w:t xml:space="preserve">if no hypothesis is U or X. Absence claims are limited to AI-related and digital-sector instruments; general SME, startup and research schemes are not coded.</w:t>
       </w:r>
     </w:p>
     <w:bookmarkEnd w:id="29"/>
@@ -973,7 +973,7 @@
         <w:pStyle w:val="FirstParagraph"/>
       </w:pPr>
       <w:r>
-        <w:t xml:space="preserve">Decree 260/2026, in force from 1 July 2026, implements the Law on High Technology (Vietnam, 2026a). Support attaches to research and development on technologies listed by the Prime Minister, and includes state funding of tasks up to 100 per cent, duty exemption, cost deductions and interest support through the National Technology Innovation Fund. The research-centre track demands 60 per cent of workers in research and development, which restricts it to purpose-built institutions. The startup track requires research on listed technology and either average revenue growth of at least 20 per cent over two years or a commercialisation-ready solution, and offers fee exemptions, controlled testing and priority for venture-fund equity (Article 11). It is the clearest explicit accommodation for new firms in our data, and most of it is direct support. Enterprise criteria carry research ratios that fall as capital rises (Articles 14 and 15). Decree 260 also supports technology infrastructure, including computing and data infrastructure, with no scale threshold, but for research tasks, not commercial supply.</w:t>
+        <w:t xml:space="preserve">Decree 260/2026, in force from 1 July 2026, implements the Law on High Technology (Vietnam, 2026a). Support attaches to research on technologies listed by the Prime Minister, and includes state funding of tasks up to 100 per cent, duty exemption, cost deductions and interest support. The research-centre track demands 60 per cent of workers in research and development, which restricts it to purpose-built institutions. The startup track requires research on listed technology and either revenue growth of at least 20 per cent a year over two years or a commercialisation-ready solution, and offers fee exemptions, controlled testing and priority for venture-fund equity (Article 11). It is the clearest explicit accommodation for new firms in our data. Enterprise criteria carry research ratios that fall as capital rises (Articles 14 and 15). Decree 260 also supports technology infrastructure, including computing and data infrastructure, with no scale threshold, but for research tasks, not commercial supply.</w:t>
       </w:r>
     </w:p>
     <w:p>
@@ -1043,7 +1043,7 @@
         <w:pStyle w:val="BodyText"/>
       </w:pPr>
       <w:r>
-        <w:t xml:space="preserve">The DESAC scheme serves data-centre and cloud operators (Malaysian Investment Development Authority, 2024). It offers an investment tax allowance of 100 or 60 per cent on qualifying capital expenditure excluding land, or a special tax rate. Both tiers need paid-up capital of RM2.5 million (about US$550,000), which measures company capital, not project scale, and the ten-year option requires cumulative capital expenditure of RM1 billion (about US$220 million) in years six to ten. The sustainability guideline governing data-centre applications has a smallest category of 0.85 MW to under 4.25 MW (Malaysia, Ministry of Investment, Trade and Industry, 2024). DESAC conditions are written for facility operators: vendor programmes cover cooling and power systems, and the allowance applies to capital investment, which a firm that leases space largely lacks. The New Incentive Framework is moving incentives towards outcome-based tiers, but existing packages including DESAC remain available until their windows expire (Malaysian Investment Development Authority, 2026).</w:t>
+        <w:t xml:space="preserve">The DESAC scheme serves data-centre and cloud operators (Malaysian Investment Development Authority, 2024). It offers an investment tax allowance of 100 or 60 per cent on qualifying capital expenditure excluding land, or a special tax rate. Both tiers need paid-up capital of RM2.5 million (about US$550,000), which measures company capital, not project scale, and the ten-year option requires cumulative capital expenditure of RM1 billion (about US$220 million) in years six to ten. The sustainability guideline governing data-centre applications has a smallest category of 0.85 MW to under 4.25 MW (Malaysia, Ministry of Investment, Trade and Industry, 2024). DESAC conditions are written for facility operators: vendor programmes cover cooling and power systems, and the allowance applies to capital investment, which a firm that leases space largely lacks. The New Incentive Framework moves incentives towards outcome-based tiers, but DESAC stays available until its window expires (Malaysian Investment Development Authority, 2026).</w:t>
       </w:r>
     </w:p>
     <w:bookmarkEnd w:id="33"/>
@@ -1251,7 +1251,7 @@
               <w:rPr>
                 <w:sz w:val="17"/>
               </w:rPr>
-              <w:t xml:space="preserve">Accessible: startup track; Group 1 listed products</w:t>
+              <w:t xml:space="preserve">Accessible: startup track (any listed technology); Group 1 products</w:t>
             </w:r>
           </w:p>
         </w:tc>
@@ -1695,59 +1695,7 @@
         <w:pStyle w:val="BodyText"/>
       </w:pPr>
       <w:r>
-        <w:t xml:space="preserve">On</w:t>
-      </w:r>
-      <w:r>
-        <w:t xml:space="preserve"> </w:t>
-      </w:r>
-      <w:r>
-        <w:rPr>
-          <w:bCs/>
-          <w:b/>
-        </w:rPr>
-        <w:t xml:space="preserve">layer</w:t>
-      </w:r>
-      <w:r>
-        <w:t xml:space="preserve">, Thailand screens at the infrastructure activity, Malaysia runs two tracks, Vietnam has no capital screen, and the Philippines tiers activities under one boundary. On</w:t>
-      </w:r>
-      <w:r>
-        <w:t xml:space="preserve"> </w:t>
-      </w:r>
-      <w:r>
-        <w:rPr>
-          <w:bCs/>
-          <w:b/>
-        </w:rPr>
-        <w:t xml:space="preserve">scale</w:t>
-      </w:r>
-      <w:r>
-        <w:t xml:space="preserve">, entry thresholds at layer (i) are low or absent, and at the compute layers the figures have three bases (company capital, project scale, cumulative spending), so we read them as orders of magnitude. On</w:t>
-      </w:r>
-      <w:r>
-        <w:t xml:space="preserve"> </w:t>
-      </w:r>
-      <w:r>
-        <w:rPr>
-          <w:bCs/>
-          <w:b/>
-        </w:rPr>
-        <w:t xml:space="preserve">vintage</w:t>
-      </w:r>
-      <w:r>
-        <w:t xml:space="preserve">, only Vietnam has an explicit startup track, Thailand’s deepest tier presupposes sales, and the Philippine escalation tier presupposes scale. On</w:t>
-      </w:r>
-      <w:r>
-        <w:t xml:space="preserve"> </w:t>
-      </w:r>
-      <w:r>
-        <w:rPr>
-          <w:bCs/>
-          <w:b/>
-        </w:rPr>
-        <w:t xml:space="preserve">delivery</w:t>
-      </w:r>
-      <w:r>
-        <w:t xml:space="preserve">, three countries use tax-based instruments that presuppose profit, and Vietnam adds direct support. The Philippine boundary and Thailand’s competitiveness measure look like generic templates, consistent with H3 but untested without pre-AI instruments.</w:t>
+        <w:t xml:space="preserve">Entry thresholds at layer (i) are low or absent. At the compute layers the figures have three bases (company capital, project scale, cumulative spending), so we read them as orders of magnitude. Only Vietnam has an explicit startup track, Thailand’s deepest tier presupposes sales, and three countries use tax-based instruments that presuppose profit. The Philippine boundary and Thailand’s competitiveness measure look like generic templates, consistent with H3 but untested without pre-AI instruments.</w:t>
       </w:r>
     </w:p>
     <w:p>
@@ -2941,7 +2889,7 @@
         <w:pStyle w:val="BodyText"/>
       </w:pPr>
       <w:r>
-        <w:t xml:space="preserve">In Thailand the GPU-hosting gate lies two and a half to three orders of magnitude above one server, and the data-centre condition 1.7 to 2.8, while cloud has no capital condition. Measured from the viable fleet of the central case, the GPU-hosting gate is 0.2 to 1.0 orders away and the Thai and Malaysian facility categories lie inside the viable range. In Malaysia the data-centre track starts 1.3 to 2.4 orders above one server while the Digital track admits cloud at RM50,000. Vietnam and the Philippines state no capital threshold at the compute layers. In the two countries with a low-capital cloud route, the screen is a fixed compliance cost.</w:t>
+        <w:t xml:space="preserve">In Thailand the GPU-hosting gate lies two and a half to three orders of magnitude above one server, and the data-centre condition 1.7 to 2.8, while cloud has no capital condition. Measured from the viable fleet of the central case, the GPU-hosting gate is 0.2 to 1.0 orders away and the Thai and Malaysian facility categories lie inside the viable range. In Malaysia the data-centre track starts 1.3 to 2.4 orders above one server while the Digital track admits cloud at RM50,000. Vietnam and the Philippines state no capital threshold at the compute layers. Where a low-capital cloud route exists, the screen is a fixed compliance cost.</w:t>
       </w:r>
     </w:p>
     <w:p>
@@ -3384,7 +3332,7 @@
         <w:t xml:space="preserve"> </w:t>
       </w:r>
       <w:r>
-        <w:t xml:space="preserve">below facility scale. Reading one holds on the instruments coded. Reading two fails on paper for generic cloud in Thailand and Malaysia, subject to certification and audit costs, and holds for GPU rental in Thailand and for facility activities in both countries. Reading three holds for facility activities.</w:t>
+        <w:t xml:space="preserve">below facility scale. Reading one holds on the instruments coded. Reading two fails on paper for generic cloud in Thailand and Malaysia, subject to certification and audit costs, and holds for GPU rental in Thailand and for facility activities. Reading three holds for facility activities.</w:t>
       </w:r>
     </w:p>
     <w:bookmarkEnd w:id="38"/>
@@ -3420,7 +3368,7 @@
         <w:pStyle w:val="BodyText"/>
       </w:pPr>
       <w:r>
-        <w:t xml:space="preserve">Cost does not by itself explain what lies below the threshold, so we test A1 with a benchmark of provider economics (Table S5). Its inputs come from vendor, reseller and trade sources and are indicative. A single server is not a viable provider. Whether a small one is depends on price. At the contract-index price of about US$2.35 per GPU-hour no small provider breaks even. At US$3.00 it needs about 80 per cent utilisation and a fleet of 45 to 270 servers (US$13 million to US$80 million) to cover an overhead of US$50,000 to US$300,000 a year, and at the US$3.85 on-demand list price a few servers suffice. A scale provider breaks even at a utilisation about 20 percentage points lower, through cheaper colocation, capital and hardware. Measured from the central-case fleet, Thailand’s GPU-hosting gate is 0.2 to 1.0 orders of magnitude away (Table 3), Thailand’s 2 MW and Malaysia’s 0.85 MW categories lie inside the viable range, and Siam AI’s project lies near its upper end. A1 therefore holds only conditionally. If small providers can sell near US$3.85, the absence of instruments for a few servers is a design outcome and M applies. If prices sit nearer US$3.00 or below, viable scale is close to the thresholds and H1 explains most of the absence. The benchmark cannot choose between these cases without data on the prices small Southeast Asian providers obtain.</w:t>
+        <w:t xml:space="preserve">Cost does not by itself explain what lies below the threshold, so we test A1 with a benchmark of provider economics (Table S5). Its inputs are indicative, from vendor, reseller and trade sources. A single server is not a viable provider. Whether a small one is depends on price. At the contract-index price of about US$2.35 per GPU-hour no small provider breaks even. At US$3.00 it needs about 80 per cent utilisation and a fleet of 45 to 270 servers (US$13 million to US$80 million) to cover an overhead of US$50,000 to US$300,000 a year, and at the US$3.85 on-demand list price a few servers suffice. A scale provider breaks even at a utilisation about 20 percentage points lower, through cheaper colocation, capital and hardware. Measured from the central-case fleet, Thailand’s GPU-hosting gate is 0.2 to 1.0 orders of magnitude away (Table 3), Thailand’s 2 MW and Malaysia’s 0.85 MW categories lie inside the viable range, and Siam AI’s project lies near its upper end. A1 therefore holds only conditionally. If small providers can sell near US$3.85, the absence of instruments for a few servers is a design outcome and M applies. If prices sit nearer US$3.00 or below, viable scale is close to the thresholds and H1 explains most of the absence. The benchmark cannot choose between these cases without data on the prices small regional providers obtain.</w:t>
       </w:r>
     </w:p>
     <w:p>
@@ -3615,37 +3563,22 @@
               <w:rPr>
                 <w:sz w:val="17"/>
               </w:rPr>
-              <w:t xml:space="preserve">E1</w:t>
-            </w:r>
-          </w:p>
-        </w:tc>
-        <w:tc>
-          <w:tcPr/>
-          <w:p>
-            <w:pPr>
-              <w:pStyle w:val="Compact"/>
-              <w:jc w:val="left"/>
-            </w:pPr>
-            <w:r>
-              <w:rPr>
-                <w:sz w:val="17"/>
-              </w:rPr>
-              <w:t xml:space="preserve">Software threshold far below GPU-hosting capital condition (Thailand)</w:t>
-            </w:r>
-          </w:p>
-        </w:tc>
-        <w:tc>
-          <w:tcPr/>
-          <w:p>
-            <w:pPr>
-              <w:pStyle w:val="Compact"/>
-              <w:jc w:val="left"/>
-            </w:pPr>
-            <w:r>
-              <w:rPr>
-                <w:sz w:val="17"/>
-              </w:rPr>
-              <w:t xml:space="preserve">E</w:t>
+              <w:t xml:space="preserve">E2</w:t>
+            </w:r>
+          </w:p>
+        </w:tc>
+        <w:tc>
+          <w:tcPr/>
+          <w:p>
+            <w:pPr>
+              <w:pStyle w:val="Compact"/>
+              <w:jc w:val="left"/>
+            </w:pPr>
+            <w:r>
+              <w:rPr>
+                <w:sz w:val="17"/>
+              </w:rPr>
+              <w:t xml:space="preserve">Low-capital digital track covers cloud beside a 0.85 MW data-centre track (Malaysia)</w:t>
             </w:r>
           </w:p>
         </w:tc>
@@ -3675,6 +3608,21 @@
               <w:rPr>
                 <w:sz w:val="17"/>
               </w:rPr>
+              <w:t xml:space="preserve">U</w:t>
+            </w:r>
+          </w:p>
+        </w:tc>
+        <w:tc>
+          <w:tcPr/>
+          <w:p>
+            <w:pPr>
+              <w:pStyle w:val="Compact"/>
+              <w:jc w:val="left"/>
+            </w:pPr>
+            <w:r>
+              <w:rPr>
+                <w:sz w:val="17"/>
+              </w:rPr>
               <w:t xml:space="preserve">C</w:t>
             </w:r>
           </w:p>
@@ -3690,7 +3638,7 @@
               <w:rPr>
                 <w:sz w:val="17"/>
               </w:rPr>
-              <w:t xml:space="preserve">None, weak</w:t>
+              <w:t xml:space="preserve">H2 against H1 and H3, moderate and provisional</w:t>
             </w:r>
           </w:p>
         </w:tc>
@@ -3707,82 +3655,82 @@
               <w:rPr>
                 <w:sz w:val="17"/>
               </w:rPr>
-              <w:t xml:space="preserve">E2</w:t>
-            </w:r>
-          </w:p>
-        </w:tc>
-        <w:tc>
-          <w:tcPr/>
-          <w:p>
-            <w:pPr>
-              <w:pStyle w:val="Compact"/>
-              <w:jc w:val="left"/>
-            </w:pPr>
-            <w:r>
-              <w:rPr>
-                <w:sz w:val="17"/>
-              </w:rPr>
-              <w:t xml:space="preserve">Low-capital digital track covers cloud beside a 0.85 MW data-centre track (Malaysia)</w:t>
-            </w:r>
-          </w:p>
-        </w:tc>
-        <w:tc>
-          <w:tcPr/>
-          <w:p>
-            <w:pPr>
-              <w:pStyle w:val="Compact"/>
-              <w:jc w:val="left"/>
-            </w:pPr>
-            <w:r>
-              <w:rPr>
-                <w:sz w:val="17"/>
-              </w:rPr>
-              <w:t xml:space="preserve">C</w:t>
-            </w:r>
-          </w:p>
-        </w:tc>
-        <w:tc>
-          <w:tcPr/>
-          <w:p>
-            <w:pPr>
-              <w:pStyle w:val="Compact"/>
-              <w:jc w:val="left"/>
-            </w:pPr>
-            <w:r>
-              <w:rPr>
-                <w:sz w:val="17"/>
-              </w:rPr>
-              <w:t xml:space="preserve">U</w:t>
-            </w:r>
-          </w:p>
-        </w:tc>
-        <w:tc>
-          <w:tcPr/>
-          <w:p>
-            <w:pPr>
-              <w:pStyle w:val="Compact"/>
-              <w:jc w:val="left"/>
-            </w:pPr>
-            <w:r>
-              <w:rPr>
-                <w:sz w:val="17"/>
-              </w:rPr>
-              <w:t xml:space="preserve">C</w:t>
-            </w:r>
-          </w:p>
-        </w:tc>
-        <w:tc>
-          <w:tcPr/>
-          <w:p>
-            <w:pPr>
-              <w:pStyle w:val="Compact"/>
-              <w:jc w:val="left"/>
-            </w:pPr>
-            <w:r>
-              <w:rPr>
-                <w:sz w:val="17"/>
-              </w:rPr>
-              <w:t xml:space="preserve">H2 against H1 and H3, moderate and provisional</w:t>
+              <w:t xml:space="preserve">E3</w:t>
+            </w:r>
+          </w:p>
+        </w:tc>
+        <w:tc>
+          <w:tcPr/>
+          <w:p>
+            <w:pPr>
+              <w:pStyle w:val="Compact"/>
+              <w:jc w:val="left"/>
+            </w:pPr>
+            <w:r>
+              <w:rPr>
+                <w:sz w:val="17"/>
+              </w:rPr>
+              <w:t xml:space="preserve">No instrument aimed at sub-facility compute (Thailand, Vietnam, Philippines)</w:t>
+            </w:r>
+          </w:p>
+        </w:tc>
+        <w:tc>
+          <w:tcPr/>
+          <w:p>
+            <w:pPr>
+              <w:pStyle w:val="Compact"/>
+              <w:jc w:val="left"/>
+            </w:pPr>
+            <w:r>
+              <w:rPr>
+                <w:sz w:val="17"/>
+              </w:rPr>
+              <w:t xml:space="preserve">U if A1 holds</w:t>
+            </w:r>
+          </w:p>
+        </w:tc>
+        <w:tc>
+          <w:tcPr/>
+          <w:p>
+            <w:pPr>
+              <w:pStyle w:val="Compact"/>
+              <w:jc w:val="left"/>
+            </w:pPr>
+            <w:r>
+              <w:rPr>
+                <w:sz w:val="17"/>
+              </w:rPr>
+              <w:t xml:space="preserve">E if A1 holds</w:t>
+            </w:r>
+          </w:p>
+        </w:tc>
+        <w:tc>
+          <w:tcPr/>
+          <w:p>
+            <w:pPr>
+              <w:pStyle w:val="Compact"/>
+              <w:jc w:val="left"/>
+            </w:pPr>
+            <w:r>
+              <w:rPr>
+                <w:sz w:val="17"/>
+              </w:rPr>
+              <w:t xml:space="preserve">E</w:t>
+            </w:r>
+          </w:p>
+        </w:tc>
+        <w:tc>
+          <w:tcPr/>
+          <w:p>
+            <w:pPr>
+              <w:pStyle w:val="Compact"/>
+              <w:jc w:val="left"/>
+            </w:pPr>
+            <w:r>
+              <w:rPr>
+                <w:sz w:val="17"/>
+              </w:rPr>
+              <w:t xml:space="preserve">H1 against {H2, H3}, weak to moderate; A1 holds only above about US$3.00 per GPU-hour</w:t>
             </w:r>
           </w:p>
         </w:tc>
@@ -3799,82 +3747,82 @@
               <w:rPr>
                 <w:sz w:val="17"/>
               </w:rPr>
-              <w:t xml:space="preserve">E3</w:t>
-            </w:r>
-          </w:p>
-        </w:tc>
-        <w:tc>
-          <w:tcPr/>
-          <w:p>
-            <w:pPr>
-              <w:pStyle w:val="Compact"/>
-              <w:jc w:val="left"/>
-            </w:pPr>
-            <w:r>
-              <w:rPr>
-                <w:sz w:val="17"/>
-              </w:rPr>
-              <w:t xml:space="preserve">No instrument aimed at sub-facility compute (Thailand, Vietnam, Philippines)</w:t>
-            </w:r>
-          </w:p>
-        </w:tc>
-        <w:tc>
-          <w:tcPr/>
-          <w:p>
-            <w:pPr>
-              <w:pStyle w:val="Compact"/>
-              <w:jc w:val="left"/>
-            </w:pPr>
-            <w:r>
-              <w:rPr>
-                <w:sz w:val="17"/>
-              </w:rPr>
-              <w:t xml:space="preserve">U if A1 holds</w:t>
-            </w:r>
-          </w:p>
-        </w:tc>
-        <w:tc>
-          <w:tcPr/>
-          <w:p>
-            <w:pPr>
-              <w:pStyle w:val="Compact"/>
-              <w:jc w:val="left"/>
-            </w:pPr>
-            <w:r>
-              <w:rPr>
-                <w:sz w:val="17"/>
-              </w:rPr>
-              <w:t xml:space="preserve">E if A1 holds</w:t>
-            </w:r>
-          </w:p>
-        </w:tc>
-        <w:tc>
-          <w:tcPr/>
-          <w:p>
-            <w:pPr>
-              <w:pStyle w:val="Compact"/>
-              <w:jc w:val="left"/>
-            </w:pPr>
-            <w:r>
-              <w:rPr>
-                <w:sz w:val="17"/>
-              </w:rPr>
-              <w:t xml:space="preserve">E</w:t>
-            </w:r>
-          </w:p>
-        </w:tc>
-        <w:tc>
-          <w:tcPr/>
-          <w:p>
-            <w:pPr>
-              <w:pStyle w:val="Compact"/>
-              <w:jc w:val="left"/>
-            </w:pPr>
-            <w:r>
-              <w:rPr>
-                <w:sz w:val="17"/>
-              </w:rPr>
-              <w:t xml:space="preserve">H1 against {H2, H3}, weak to moderate; A1 holds only above about US$3.00 per GPU-hour</w:t>
+              <w:t xml:space="preserve">E4</w:t>
+            </w:r>
+          </w:p>
+        </w:tc>
+        <w:tc>
+          <w:tcPr/>
+          <w:p>
+            <w:pPr>
+              <w:pStyle w:val="Compact"/>
+              <w:jc w:val="left"/>
+            </w:pPr>
+            <w:r>
+              <w:rPr>
+                <w:sz w:val="17"/>
+              </w:rPr>
+              <w:t xml:space="preserve">No capital condition at the compute layers despite capital intensity (Vietnam, Philippines)</w:t>
+            </w:r>
+          </w:p>
+        </w:tc>
+        <w:tc>
+          <w:tcPr/>
+          <w:p>
+            <w:pPr>
+              <w:pStyle w:val="Compact"/>
+              <w:jc w:val="left"/>
+            </w:pPr>
+            <w:r>
+              <w:rPr>
+                <w:sz w:val="17"/>
+              </w:rPr>
+              <w:t xml:space="preserve">U</w:t>
+            </w:r>
+          </w:p>
+        </w:tc>
+        <w:tc>
+          <w:tcPr/>
+          <w:p>
+            <w:pPr>
+              <w:pStyle w:val="Compact"/>
+              <w:jc w:val="left"/>
+            </w:pPr>
+            <w:r>
+              <w:rPr>
+                <w:sz w:val="17"/>
+              </w:rPr>
+              <w:t xml:space="preserve">C</w:t>
+            </w:r>
+          </w:p>
+        </w:tc>
+        <w:tc>
+          <w:tcPr/>
+          <w:p>
+            <w:pPr>
+              <w:pStyle w:val="Compact"/>
+              <w:jc w:val="left"/>
+            </w:pPr>
+            <w:r>
+              <w:rPr>
+                <w:sz w:val="17"/>
+              </w:rPr>
+              <w:t xml:space="preserve">C</w:t>
+            </w:r>
+          </w:p>
+        </w:tc>
+        <w:tc>
+          <w:tcPr/>
+          <w:p>
+            <w:pPr>
+              <w:pStyle w:val="Compact"/>
+              <w:jc w:val="left"/>
+            </w:pPr>
+            <w:r>
+              <w:rPr>
+                <w:sz w:val="17"/>
+              </w:rPr>
+              <w:t xml:space="preserve">H1 against {H2, H3}, moderate</w:t>
             </w:r>
           </w:p>
         </w:tc>
@@ -3891,22 +3839,22 @@
               <w:rPr>
                 <w:sz w:val="17"/>
               </w:rPr>
-              <w:t xml:space="preserve">E4</w:t>
-            </w:r>
-          </w:p>
-        </w:tc>
-        <w:tc>
-          <w:tcPr/>
-          <w:p>
-            <w:pPr>
-              <w:pStyle w:val="Compact"/>
-              <w:jc w:val="left"/>
-            </w:pPr>
-            <w:r>
-              <w:rPr>
-                <w:sz w:val="17"/>
-              </w:rPr>
-              <w:t xml:space="preserve">No capital condition at the compute layers despite capital intensity (Vietnam, Philippines)</w:t>
+              <w:t xml:space="preserve">E5</w:t>
+            </w:r>
+          </w:p>
+        </w:tc>
+        <w:tc>
+          <w:tcPr/>
+          <w:p>
+            <w:pPr>
+              <w:pStyle w:val="Compact"/>
+              <w:jc w:val="left"/>
+            </w:pPr>
+            <w:r>
+              <w:rPr>
+                <w:sz w:val="17"/>
+              </w:rPr>
+              <w:t xml:space="preserve">Exemption extension tied to spending of 1% of sales (Thailand)</w:t>
             </w:r>
           </w:p>
         </w:tc>
@@ -3936,22 +3884,22 @@
               <w:rPr>
                 <w:sz w:val="17"/>
               </w:rPr>
-              <w:t xml:space="preserve">C</w:t>
-            </w:r>
-          </w:p>
-        </w:tc>
-        <w:tc>
-          <w:tcPr/>
-          <w:p>
-            <w:pPr>
-              <w:pStyle w:val="Compact"/>
-              <w:jc w:val="left"/>
-            </w:pPr>
-            <w:r>
-              <w:rPr>
-                <w:sz w:val="17"/>
-              </w:rPr>
-              <w:t xml:space="preserve">C</w:t>
+              <w:t xml:space="preserve">E</w:t>
+            </w:r>
+          </w:p>
+        </w:tc>
+        <w:tc>
+          <w:tcPr/>
+          <w:p>
+            <w:pPr>
+              <w:pStyle w:val="Compact"/>
+              <w:jc w:val="left"/>
+            </w:pPr>
+            <w:r>
+              <w:rPr>
+                <w:sz w:val="17"/>
+              </w:rPr>
+              <w:t xml:space="preserve">E</w:t>
             </w:r>
           </w:p>
         </w:tc>
@@ -3983,22 +3931,22 @@
               <w:rPr>
                 <w:sz w:val="17"/>
               </w:rPr>
-              <w:t xml:space="preserve">E5</w:t>
-            </w:r>
-          </w:p>
-        </w:tc>
-        <w:tc>
-          <w:tcPr/>
-          <w:p>
-            <w:pPr>
-              <w:pStyle w:val="Compact"/>
-              <w:jc w:val="left"/>
-            </w:pPr>
-            <w:r>
-              <w:rPr>
-                <w:sz w:val="17"/>
-              </w:rPr>
-              <w:t xml:space="preserve">Exemption extension tied to spending of 1% of sales (Thailand)</w:t>
+              <w:t xml:space="preserve">E6</w:t>
+            </w:r>
+          </w:p>
+        </w:tc>
+        <w:tc>
+          <w:tcPr/>
+          <w:p>
+            <w:pPr>
+              <w:pStyle w:val="Compact"/>
+              <w:jc w:val="left"/>
+            </w:pPr>
+            <w:r>
+              <w:rPr>
+                <w:sz w:val="17"/>
+              </w:rPr>
+              <w:t xml:space="preserve">Fixed certification and audit costs on low-capital cloud routes (Thailand, Malaysia)</w:t>
             </w:r>
           </w:p>
         </w:tc>
@@ -4043,22 +3991,22 @@
               <w:rPr>
                 <w:sz w:val="17"/>
               </w:rPr>
-              <w:t xml:space="preserve">E</w:t>
-            </w:r>
-          </w:p>
-        </w:tc>
-        <w:tc>
-          <w:tcPr/>
-          <w:p>
-            <w:pPr>
-              <w:pStyle w:val="Compact"/>
-              <w:jc w:val="left"/>
-            </w:pPr>
-            <w:r>
-              <w:rPr>
-                <w:sz w:val="17"/>
-              </w:rPr>
-              <w:t xml:space="preserve">H1 against {H2, H3}, moderate</w:t>
+              <w:t xml:space="preserve">C</w:t>
+            </w:r>
+          </w:p>
+        </w:tc>
+        <w:tc>
+          <w:tcPr/>
+          <w:p>
+            <w:pPr>
+              <w:pStyle w:val="Compact"/>
+              <w:jc w:val="left"/>
+            </w:pPr>
+            <w:r>
+              <w:rPr>
+                <w:sz w:val="17"/>
+              </w:rPr>
+              <w:t xml:space="preserve">H1 against H2, moderate, cost unmeasured</w:t>
             </w:r>
           </w:p>
         </w:tc>
@@ -4075,22 +4023,22 @@
               <w:rPr>
                 <w:sz w:val="17"/>
               </w:rPr>
-              <w:t xml:space="preserve">E6</w:t>
-            </w:r>
-          </w:p>
-        </w:tc>
-        <w:tc>
-          <w:tcPr/>
-          <w:p>
-            <w:pPr>
-              <w:pStyle w:val="Compact"/>
-              <w:jc w:val="left"/>
-            </w:pPr>
-            <w:r>
-              <w:rPr>
-                <w:sz w:val="17"/>
-              </w:rPr>
-              <w:t xml:space="preserve">Fixed certification and audit costs on low-capital cloud routes (Thailand, Malaysia)</w:t>
+              <w:t xml:space="preserve">E7</w:t>
+            </w:r>
+          </w:p>
+        </w:tc>
+        <w:tc>
+          <w:tcPr/>
+          <w:p>
+            <w:pPr>
+              <w:pStyle w:val="Compact"/>
+              <w:jc w:val="left"/>
+            </w:pPr>
+            <w:r>
+              <w:rPr>
+                <w:sz w:val="17"/>
+              </w:rPr>
+              <w:t xml:space="preserve">Firm-scale boundary common to all activities (Philippines)</w:t>
             </w:r>
           </w:p>
         </w:tc>
@@ -4120,6 +4068,21 @@
               <w:rPr>
                 <w:sz w:val="17"/>
               </w:rPr>
+              <w:t xml:space="preserve">C</w:t>
+            </w:r>
+          </w:p>
+        </w:tc>
+        <w:tc>
+          <w:tcPr/>
+          <w:p>
+            <w:pPr>
+              <w:pStyle w:val="Compact"/>
+              <w:jc w:val="left"/>
+            </w:pPr>
+            <w:r>
+              <w:rPr>
+                <w:sz w:val="17"/>
+              </w:rPr>
               <w:t xml:space="preserve">E</w:t>
             </w:r>
           </w:p>
@@ -4135,22 +4098,7 @@
               <w:rPr>
                 <w:sz w:val="17"/>
               </w:rPr>
-              <w:t xml:space="preserve">C</w:t>
-            </w:r>
-          </w:p>
-        </w:tc>
-        <w:tc>
-          <w:tcPr/>
-          <w:p>
-            <w:pPr>
-              <w:pStyle w:val="Compact"/>
-              <w:jc w:val="left"/>
-            </w:pPr>
-            <w:r>
-              <w:rPr>
-                <w:sz w:val="17"/>
-              </w:rPr>
-              <w:t xml:space="preserve">H1 against H2, moderate, cost unmeasured</w:t>
+              <w:t xml:space="preserve">H3 against H1, weak to moderate</w:t>
             </w:r>
           </w:p>
         </w:tc>
@@ -4167,98 +4115,6 @@
               <w:rPr>
                 <w:sz w:val="17"/>
               </w:rPr>
-              <w:t xml:space="preserve">E7</w:t>
-            </w:r>
-          </w:p>
-        </w:tc>
-        <w:tc>
-          <w:tcPr/>
-          <w:p>
-            <w:pPr>
-              <w:pStyle w:val="Compact"/>
-              <w:jc w:val="left"/>
-            </w:pPr>
-            <w:r>
-              <w:rPr>
-                <w:sz w:val="17"/>
-              </w:rPr>
-              <w:t xml:space="preserve">Firm-scale boundary common to all activities (Philippines)</w:t>
-            </w:r>
-          </w:p>
-        </w:tc>
-        <w:tc>
-          <w:tcPr/>
-          <w:p>
-            <w:pPr>
-              <w:pStyle w:val="Compact"/>
-              <w:jc w:val="left"/>
-            </w:pPr>
-            <w:r>
-              <w:rPr>
-                <w:sz w:val="17"/>
-              </w:rPr>
-              <w:t xml:space="preserve">U</w:t>
-            </w:r>
-          </w:p>
-        </w:tc>
-        <w:tc>
-          <w:tcPr/>
-          <w:p>
-            <w:pPr>
-              <w:pStyle w:val="Compact"/>
-              <w:jc w:val="left"/>
-            </w:pPr>
-            <w:r>
-              <w:rPr>
-                <w:sz w:val="17"/>
-              </w:rPr>
-              <w:t xml:space="preserve">C</w:t>
-            </w:r>
-          </w:p>
-        </w:tc>
-        <w:tc>
-          <w:tcPr/>
-          <w:p>
-            <w:pPr>
-              <w:pStyle w:val="Compact"/>
-              <w:jc w:val="left"/>
-            </w:pPr>
-            <w:r>
-              <w:rPr>
-                <w:sz w:val="17"/>
-              </w:rPr>
-              <w:t xml:space="preserve">E</w:t>
-            </w:r>
-          </w:p>
-        </w:tc>
-        <w:tc>
-          <w:tcPr/>
-          <w:p>
-            <w:pPr>
-              <w:pStyle w:val="Compact"/>
-              <w:jc w:val="left"/>
-            </w:pPr>
-            <w:r>
-              <w:rPr>
-                <w:sz w:val="17"/>
-              </w:rPr>
-              <w:t xml:space="preserve">H3 against H1, weak to moderate</w:t>
-            </w:r>
-          </w:p>
-        </w:tc>
-      </w:tr>
-      <w:tr>
-        <w:tc>
-          <w:tcPr/>
-          <w:p>
-            <w:pPr>
-              <w:pStyle w:val="Compact"/>
-              <w:jc w:val="left"/>
-            </w:pPr>
-            <w:r>
-              <w:rPr>
-                <w:sz w:val="17"/>
-              </w:rPr>
               <w:t xml:space="preserve">E8</w:t>
             </w:r>
           </w:p>
@@ -4381,7 +4237,7 @@
         <w:t xml:space="preserve"> </w:t>
       </w:r>
       <w:r>
-        <w:t xml:space="preserve">Dropping the evidence against H1 one row at a time leaves the case standing, and dropping rows that depend on A1 (E2, E3) leaves E4 to E7. If MDEC does not accept capacity resale, E2 becomes compatible and Malaysia is no longer a counter-example. The claim that rungs are missing in Thailand depends on A1, which holds only at prices near US$3.85, and on the coverage of general instruments. It is falsified if Firm B or Firm C can use a general instrument on the same terms as a software firm, or if viable small providers operate without incentives. A competing reading cannot be excluded: no middle-income economy can compete with hyperscalers, so applications-led specialisation with infrastructure dependence is sound. Separating the readings needs data on domestic small providers, the prices they obtain and application-layer outcomes, which we do not observe.</w:t>
+        <w:t xml:space="preserve">Dropping the evidence against H1 one row at a time leaves the case standing, and dropping rows that depend on A1 (E2, E3) leaves E4 to E7. If MDEC does not accept capacity resale, E2 becomes compatible. The claim that rungs are missing in Thailand depends on A1, which holds only at prices near US$3.85, and on the coverage of general instruments. It is falsified if Firm B or Firm C can use a general instrument on the same terms as a software firm, or if viable small providers operate without incentives. A competing reading cannot be excluded: no middle-income economy can compete with hyperscalers, so applications-led specialisation with infrastructure dependence is sound. Separating the readings needs data on domestic small providers, the prices they obtain and application-layer outcomes, which we do not observe.</w:t>
       </w:r>
     </w:p>
     <w:bookmarkEnd w:id="42"/>
@@ -4399,7 +4255,7 @@
         <w:pStyle w:val="FirstParagraph"/>
       </w:pPr>
       <w:r>
-        <w:t xml:space="preserve">Bahar et al. (2026) show that indirect tax credits favour large profitable firms in Japan. We find that Thailand’s deepest tier presupposes sales and that three of four countries deliver the accessible tier through indirect instruments, while Malaysia’s fixed audit cost is regressive through a different channel. Their problem is misallocation among sectors for established firms, ours is entry to a new stack, and our evidence is rules, not spending. The lesson we take from Fuest et al. (2024) and Bahar et al. (2026) is about method: look at instrument design. For the access scenarios of Cerutti et al. (2025), the rules we code show where entry is open on paper, not what firms do with it. The architectures suggest testable propositions for other countries: capital gates screen on capital stock, list-based designs shift screening to discretion, and the rung distance is larger where one gate is set at facility scale than where a separate low-capital track covers the same activity.</w:t>
+        <w:t xml:space="preserve">Bahar et al. (2026) show that indirect tax credits favour large profitable firms in Japan. Thailand’s deepest tier presupposes sales, three of four countries deliver the accessible tier through indirect instruments, and Malaysia’s fixed audit cost is regressive through a different channel. Their problem is misallocation among sectors for established firms, ours is entry to a new stack, and our evidence is rules, not spending. The lesson we take from Fuest et al. (2024) and Bahar et al. (2026) is about method: look at instrument design. For the access scenarios of Cerutti et al. (2025), the rules we code show where entry is open on paper, not what firms do with it. The architectures suggest testable propositions for other countries: capital gates screen on capital stock, list-based designs shift screening to discretion, and the rung distance is larger where one gate is set at facility scale than where a separate low-capital track covers the same activity.</w:t>
       </w:r>
     </w:p>
     <w:bookmarkEnd w:id="43"/>
@@ -4436,7 +4292,7 @@
         <w:t xml:space="preserve"> </w:t>
       </w:r>
       <w:r>
-        <w:t xml:space="preserve">Capital or capacity conditions exclude small providers from Thai GPU hosting and data centres and from Malaysian data centres, while generic cloud routes admit them subject to certification and audit costs. The benchmark suggests that the rung that matters lies at tens to hundreds of servers, where Thai cloud and Malaysian Digital routes already exist, so fixed costs deserve attention first. An audit with hypothetical firms, as in Section 3.3, would show a government which of its instruments a small provider could use. Where it shows exclusion, the options are extending eligibility to colocation tenancy or modular deployment, lowering fixed certification and audit costs for small providers, or providing subsidised access to public or consortium compute. Tax relief presupposes profit, so small rungs may suit direct support or refundable credits and larger ones milestone-based incentives with compliance proportional to size (Table S4). Vietnam’s startup track is an application-layer pathway keyed to technical criteria, not capital. Risks include subsidising resale of foreign-owned capacity and fiscal leakage; we have not costed any option, and a time-limited pilot would show cost and take-up first.</w:t>
+        <w:t xml:space="preserve">Capital or capacity conditions exclude small providers from Thai GPU hosting and data centres and from Malaysian data centres, while cloud routes admit them subject to certification and audit costs. The benchmark suggests that the rung that matters lies at tens to hundreds of servers, where Thai cloud and Malaysian Digital routes already exist, so fixed costs deserve attention first. An audit with hypothetical firms, as in Section 3.3, would show a government which of its instruments a small provider could use. Where it shows exclusion, the options are extending eligibility to colocation tenancy or modular deployment, lowering fixed certification and audit costs for small providers, or providing subsidised access to public or consortium compute. Tax relief presupposes profit, so small rungs may suit direct support or refundable credits and larger ones milestone-based incentives with compliance proportional to size (Table S4). Vietnam’s startup track is an application-layer pathway keyed to technical criteria, not capital. Risks include subsidising resale of foreign-owned capacity and fiscal leakage; we have not costed any option, and a time-limited pilot would show cost and take-up first.</w:t>
       </w:r>
     </w:p>
     <w:p>
@@ -4448,13 +4304,13 @@
           <w:bCs/>
           <w:b/>
         </w:rPr>
-        <w:t xml:space="preserve">Review instruments that presuppose profit or impose fixed costs where capital need is low.</w:t>
-      </w:r>
-      <w:r>
-        <w:t xml:space="preserve"> </w:t>
-      </w:r>
-      <w:r>
-        <w:t xml:space="preserve">Thailand’s research tier and Malaysia’s audited declaration are examples. Verification in proportion to firm size could lower the fixed cost, if the audit cost proves material.</w:t>
+        <w:t xml:space="preserve">Review instruments that presuppose profit or impose fixed costs where capital need is low,</w:t>
+      </w:r>
+      <w:r>
+        <w:t xml:space="preserve"> </w:t>
+      </w:r>
+      <w:r>
+        <w:t xml:space="preserve">such as Thailand’s research tier and Malaysia’s audited declaration. Verification in proportion to firm size could lower the fixed cost.</w:t>
       </w:r>
     </w:p>
     <w:p>
@@ -4490,7 +4346,7 @@
         <w:pStyle w:val="FirstParagraph"/>
       </w:pPr>
       <w:r>
-        <w:t xml:space="preserve">First, legal eligibility is not realised access: firms may be unable to use an eligible instrument, and may reach support through general schemes we have not coded. The findings describe an opportunity structure, not who benefits. Second, coding was done and checked by one author against English or database texts, the amendment check is incomplete, and the Thai originals, Vietnamese circulars and SIPP guidelines are unread, so findings that depend on a threshold or classification are provisional. Third, the central claim depends on A1, which we test only with a stylised benchmark built from vendor prices, and on an absence claim limited to AI-related and digital-sector instruments. Fourth, layers (ii) and (iii) cannot be separated in several instruments, hardware is coded only for Vietnam, and thresholds have different bases, so scale comparisons are order-of-magnitude. Fifth, we code investment incentives only, and public compute programmes, vouchers and sovereign initiatives may fill part of the gap. Sixth, only Thailand publishes approval data by sub-activity and ownership, and its gradient rests on three points. Seventh, four purposively selected cases and ordinal ratings cannot separate H2 from H3 or establish causation. Finally, the target is moving: Vietnam’s AI regulation is developing and Malaysia is phasing in a New Incentive Framework.</w:t>
+        <w:t xml:space="preserve">First, legal eligibility is not realised access: firms may be unable to use an eligible instrument, and may reach support through general schemes we have not coded. The findings describe an opportunity structure, not who benefits. Second, one author coded and checked the rows against English or database texts, with only an AI second coder, and the Thai originals, Vietnamese circulars and SIPP guidelines are unread, so findings that depend on a classification are provisional. Third, the central claim depends on A1, which we test only with a stylised benchmark built from vendor prices, and on an absence claim limited to AI-related and digital-sector instruments. Fourth, layers (ii) and (iii) cannot be separated in several instruments, hardware is coded only for Vietnam, and thresholds have different bases, so scale comparisons are order-of-magnitude. Fifth, we code investment incentives only, and public compute programmes may fill part of the gap. Sixth, only Thailand publishes approval data by sub-activity and ownership, and its gradient rests on three points. Seventh, four cases and ordinal ratings cannot separate H2 from H3 or establish causation, and the target is moving.</w:t>
       </w:r>
     </w:p>
     <w:bookmarkEnd w:id="46"/>
@@ -4595,7 +4451,7 @@
         <w:pStyle w:val="FirstParagraph"/>
       </w:pPr>
       <w:r>
-        <w:t xml:space="preserve">The authors used generative AI to polish the writing of this manuscript. The authors reviewed and edited the text and take full responsibility for the content.</w:t>
+        <w:t xml:space="preserve">The authors used generative AI to polish the writing of this manuscript and, as a blind second coder, to check the coding of legal instruments (Section 3.2). The authors reviewed and edited the text and take full responsibility for the content.</w:t>
       </w:r>
     </w:p>
     <w:bookmarkEnd w:id="51"/>
@@ -5063,7 +4919,7 @@
         <w:pStyle w:val="BodyText"/>
       </w:pPr>
       <w:r>
-        <w:t xml:space="preserve">Malaysia, Ministry of Investment, Trade and Industry. (2024).</w:t>
+        <w:t xml:space="preserve">Malaysia Digital Economy Corporation. (2025).</w:t>
       </w:r>
       <w:r>
         <w:t xml:space="preserve"> </w:t>
@@ -5073,18 +4929,21 @@
           <w:iCs/>
           <w:i/>
         </w:rPr>
-        <w:t xml:space="preserve">Guideline for sustainable development of data centre</w:t>
-      </w:r>
-      <w:r>
-        <w:t xml:space="preserve">. Malaysian Investment Development Authority.</w:t>
-      </w:r>
-    </w:p>
-    <w:p>
-      <w:pPr>
-        <w:pStyle w:val="BodyText"/>
-      </w:pPr>
-      <w:r>
-        <w:t xml:space="preserve">Malaysia Digital Economy Corporation. (2025).</w:t>
+        <w:t xml:space="preserve">Guidelines on Malaysia Digital (MD) tax incentive (new investment incentive)</w:t>
+      </w:r>
+      <w:r>
+        <w:t xml:space="preserve"> </w:t>
+      </w:r>
+      <w:r>
+        <w:t xml:space="preserve">(revised 22 July 2025). MDEC.</w:t>
+      </w:r>
+    </w:p>
+    <w:p>
+      <w:pPr>
+        <w:pStyle w:val="BodyText"/>
+      </w:pPr>
+      <w:r>
+        <w:t xml:space="preserve">Malaysia, Ministry of Investment, Trade and Industry. (2024).</w:t>
       </w:r>
       <w:r>
         <w:t xml:space="preserve"> </w:t>
@@ -5094,13 +4953,10 @@
           <w:iCs/>
           <w:i/>
         </w:rPr>
-        <w:t xml:space="preserve">Guidelines on Malaysia Digital (MD) tax incentive (new investment incentive)</w:t>
-      </w:r>
-      <w:r>
-        <w:t xml:space="preserve"> </w:t>
-      </w:r>
-      <w:r>
-        <w:t xml:space="preserve">(revised 22 July 2025). MDEC.</w:t>
+        <w:t xml:space="preserve">Guideline for sustainable development of data centre</w:t>
+      </w:r>
+      <w:r>
+        <w:t xml:space="preserve">. Malaysian Investment Development Authority.</w:t>
       </w:r>
     </w:p>
     <w:p>
@@ -5150,7 +5006,7 @@
         <w:pStyle w:val="BodyText"/>
       </w:pPr>
       <w:r>
-        <w:t xml:space="preserve">Philippines. (2024).</w:t>
+        <w:t xml:space="preserve">Noer, H., &amp; Putra, M. I. D. (2026, July 10).</w:t>
       </w:r>
       <w:r>
         <w:t xml:space="preserve"> </w:t>
@@ -5160,18 +5016,18 @@
           <w:iCs/>
           <w:i/>
         </w:rPr>
-        <w:t xml:space="preserve">Republic Act No. 12066: Corporate Recovery and Tax Incentives for Enterprises to Maximize Opportunities for Reinvigorating the Economy (CREATE MORE) Act</w:t>
-      </w:r>
-      <w:r>
-        <w:t xml:space="preserve">. Congress of the Philippines.</w:t>
-      </w:r>
-    </w:p>
-    <w:p>
-      <w:pPr>
-        <w:pStyle w:val="BodyText"/>
-      </w:pPr>
-      <w:r>
-        <w:t xml:space="preserve">Philippines, Department of Finance, &amp; Department of Trade and Industry. (2025).</w:t>
+        <w:t xml:space="preserve">Consolidation without completion: Indonesia’s AI developments in 2026</w:t>
+      </w:r>
+      <w:r>
+        <w:t xml:space="preserve">. Tech For Good Institute.</w:t>
+      </w:r>
+    </w:p>
+    <w:p>
+      <w:pPr>
+        <w:pStyle w:val="BodyText"/>
+      </w:pPr>
+      <w:r>
+        <w:t xml:space="preserve">NVIDIA. (n.d.).</w:t>
       </w:r>
       <w:r>
         <w:t xml:space="preserve"> </w:t>
@@ -5181,18 +5037,18 @@
           <w:iCs/>
           <w:i/>
         </w:rPr>
-        <w:t xml:space="preserve">Implementing rules and regulations of Title XIII of the National Internal Revenue Code of 1997, as amended by Republic Act No. 12066</w:t>
-      </w:r>
-      <w:r>
-        <w:t xml:space="preserve">. Fiscal Incentives Review Board.</w:t>
-      </w:r>
-    </w:p>
-    <w:p>
-      <w:pPr>
-        <w:pStyle w:val="BodyText"/>
-      </w:pPr>
-      <w:r>
-        <w:t xml:space="preserve">Philippines, Office of the President. (2026).</w:t>
+        <w:t xml:space="preserve">NVIDIA DGX H100/H200 user guide: Introduction</w:t>
+      </w:r>
+      <w:r>
+        <w:t xml:space="preserve">. https://docs.nvidia.com/dgx/dgxh100-user-guide/introduction-to-dgxh100.html</w:t>
+      </w:r>
+    </w:p>
+    <w:p>
+      <w:pPr>
+        <w:pStyle w:val="BodyText"/>
+      </w:pPr>
+      <w:r>
+        <w:t xml:space="preserve">Philippines, Department of Finance, &amp; Department of Trade and Industry. (2025).</w:t>
       </w:r>
       <w:r>
         <w:t xml:space="preserve"> </w:t>
@@ -5202,18 +5058,18 @@
           <w:iCs/>
           <w:i/>
         </w:rPr>
-        <w:t xml:space="preserve">Memorandum Order No. 47: Approving the 2026 Strategic Investment Priority Plan</w:t>
-      </w:r>
-      <w:r>
-        <w:t xml:space="preserve">. Malacañang.</w:t>
-      </w:r>
-    </w:p>
-    <w:p>
-      <w:pPr>
-        <w:pStyle w:val="BodyText"/>
-      </w:pPr>
-      <w:r>
-        <w:t xml:space="preserve">Seawright, J., &amp; Gerring, J. (2008). Case selection techniques in case study research: A menu of qualitative and quantitative options.</w:t>
+        <w:t xml:space="preserve">Implementing rules and regulations of Title XIII of the National Internal Revenue Code of 1997, as amended by Republic Act No. 12066</w:t>
+      </w:r>
+      <w:r>
+        <w:t xml:space="preserve">. Fiscal Incentives Review Board.</w:t>
+      </w:r>
+    </w:p>
+    <w:p>
+      <w:pPr>
+        <w:pStyle w:val="BodyText"/>
+      </w:pPr>
+      <w:r>
+        <w:t xml:space="preserve">Philippines, Office of the President. (2026).</w:t>
       </w:r>
       <w:r>
         <w:t xml:space="preserve"> </w:t>
@@ -5223,18 +5079,18 @@
           <w:iCs/>
           <w:i/>
         </w:rPr>
-        <w:t xml:space="preserve">Political Research Quarterly, 61</w:t>
-      </w:r>
-      <w:r>
-        <w:t xml:space="preserve">(2), 294-308.</w:t>
-      </w:r>
-    </w:p>
-    <w:p>
-      <w:pPr>
-        <w:pStyle w:val="BodyText"/>
-      </w:pPr>
-      <w:r>
-        <w:t xml:space="preserve">Turner &amp; Townsend. (2025).</w:t>
+        <w:t xml:space="preserve">Memorandum Order No. 47: Approving the 2026 Strategic Investment Priority Plan</w:t>
+      </w:r>
+      <w:r>
+        <w:t xml:space="preserve">. Malacañang.</w:t>
+      </w:r>
+    </w:p>
+    <w:p>
+      <w:pPr>
+        <w:pStyle w:val="BodyText"/>
+      </w:pPr>
+      <w:r>
+        <w:t xml:space="preserve">Philippines. (2024).</w:t>
       </w:r>
       <w:r>
         <w:t xml:space="preserve"> </w:t>
@@ -5244,18 +5100,18 @@
           <w:iCs/>
           <w:i/>
         </w:rPr>
-        <w:t xml:space="preserve">Data centre construction cost index 2025-2026</w:t>
-      </w:r>
-      <w:r>
-        <w:t xml:space="preserve">. Turner &amp; Townsend.</w:t>
-      </w:r>
-    </w:p>
-    <w:p>
-      <w:pPr>
-        <w:pStyle w:val="BodyText"/>
-      </w:pPr>
-      <w:r>
-        <w:t xml:space="preserve">Vietnam. (2026a).</w:t>
+        <w:t xml:space="preserve">Republic Act No. 12066: Corporate Recovery and Tax Incentives for Enterprises to Maximize Opportunities for Reinvigorating the Economy (CREATE MORE) Act</w:t>
+      </w:r>
+      <w:r>
+        <w:t xml:space="preserve">. Congress of the Philippines.</w:t>
+      </w:r>
+    </w:p>
+    <w:p>
+      <w:pPr>
+        <w:pStyle w:val="BodyText"/>
+      </w:pPr>
+      <w:r>
+        <w:t xml:space="preserve">Seawright, J., &amp; Gerring, J. (2008). Case selection techniques in case study research: A menu of qualitative and quantitative options.</w:t>
       </w:r>
       <w:r>
         <w:t xml:space="preserve"> </w:t>
@@ -5265,18 +5121,18 @@
           <w:iCs/>
           <w:i/>
         </w:rPr>
-        <w:t xml:space="preserve">Decree No. 260/2026/ND-CP detailing the implementation of the Law on High Technology</w:t>
-      </w:r>
-      <w:r>
-        <w:t xml:space="preserve">. Government of Vietnam.</w:t>
-      </w:r>
-    </w:p>
-    <w:p>
-      <w:pPr>
-        <w:pStyle w:val="BodyText"/>
-      </w:pPr>
-      <w:r>
-        <w:t xml:space="preserve">Vietnam. (2026b).</w:t>
+        <w:t xml:space="preserve">Political Research Quarterly, 61</w:t>
+      </w:r>
+      <w:r>
+        <w:t xml:space="preserve">(2), 294-308.</w:t>
+      </w:r>
+    </w:p>
+    <w:p>
+      <w:pPr>
+        <w:pStyle w:val="BodyText"/>
+      </w:pPr>
+      <w:r>
+        <w:t xml:space="preserve">Turner &amp; Townsend. (2025).</w:t>
       </w:r>
       <w:r>
         <w:t xml:space="preserve"> </w:t>
@@ -5286,10 +5142,73 @@
           <w:iCs/>
           <w:i/>
         </w:rPr>
+        <w:t xml:space="preserve">Data centre construction cost index 2025-2026</w:t>
+      </w:r>
+      <w:r>
+        <w:t xml:space="preserve">. Turner &amp; Townsend.</w:t>
+      </w:r>
+    </w:p>
+    <w:p>
+      <w:pPr>
+        <w:pStyle w:val="BodyText"/>
+      </w:pPr>
+      <w:r>
+        <w:t xml:space="preserve">Vietnam. (2026a).</w:t>
+      </w:r>
+      <w:r>
+        <w:t xml:space="preserve"> </w:t>
+      </w:r>
+      <w:r>
+        <w:rPr>
+          <w:iCs/>
+          <w:i/>
+        </w:rPr>
+        <w:t xml:space="preserve">Decree No. 260/2026/ND-CP detailing the implementation of the Law on High Technology</w:t>
+      </w:r>
+      <w:r>
+        <w:t xml:space="preserve">. Government of Vietnam.</w:t>
+      </w:r>
+    </w:p>
+    <w:p>
+      <w:pPr>
+        <w:pStyle w:val="BodyText"/>
+      </w:pPr>
+      <w:r>
+        <w:t xml:space="preserve">Vietnam. (2026b).</w:t>
+      </w:r>
+      <w:r>
+        <w:t xml:space="preserve"> </w:t>
+      </w:r>
+      <w:r>
+        <w:rPr>
+          <w:iCs/>
+          <w:i/>
+        </w:rPr>
         <w:t xml:space="preserve">Decision No. 21/2026/QD-TTg promulgating the list of strategic technologies and strategic technology products</w:t>
       </w:r>
       <w:r>
         <w:t xml:space="preserve">. Prime Minister of Vietnam.</w:t>
+      </w:r>
+    </w:p>
+    <w:p>
+      <w:pPr>
+        <w:pStyle w:val="BodyText"/>
+      </w:pPr>
+      <w:r>
+        <w:t xml:space="preserve">W.Media. (2025, September 4). Indonesia must simplify rules and offer tax incentives to woo data center investors: Official.</w:t>
+      </w:r>
+      <w:r>
+        <w:t xml:space="preserve"> </w:t>
+      </w:r>
+      <w:r>
+        <w:rPr>
+          <w:iCs/>
+          <w:i/>
+        </w:rPr>
+        <w:t xml:space="preserve">W.Media</w:t>
+      </w:r>
+      <w:r>
+        <w:t xml:space="preserve">. https://w.media/indonesia-must-simplify-rules-and-offer-tax-incentives-to-woo-data-center-investors-official/</w:t>
       </w:r>
     </w:p>
     <w:p>

--- a/revision/06_submission_manuscript.docx
+++ b/revision/06_submission_manuscript.docx
@@ -4368,13 +4368,13 @@
       </w:r>
     </w:p>
     <w:bookmarkEnd w:id="47"/>
-    <w:bookmarkStart w:id="48" w:name="acknowledgments"/>
+    <w:bookmarkStart w:id="48" w:name="declaration-of-interest-statement"/>
     <w:p>
       <w:pPr>
         <w:pStyle w:val="Heading2"/>
       </w:pPr>
       <w:r>
-        <w:t xml:space="preserve">Acknowledgments</w:t>
+        <w:t xml:space="preserve">Declaration of interest statement</w:t>
       </w:r>
     </w:p>
     <w:p>
@@ -4382,17 +4382,17 @@
         <w:pStyle w:val="FirstParagraph"/>
       </w:pPr>
       <w:r>
-        <w:t xml:space="preserve">[AUTHORS TO COMPLETE.]</w:t>
+        <w:t xml:space="preserve">The authors report there are no competing interests to declare.</w:t>
       </w:r>
     </w:p>
     <w:bookmarkEnd w:id="48"/>
-    <w:bookmarkStart w:id="49" w:name="declaration-of-interest-statement"/>
+    <w:bookmarkStart w:id="49" w:name="funding"/>
     <w:p>
       <w:pPr>
         <w:pStyle w:val="Heading2"/>
       </w:pPr>
       <w:r>
-        <w:t xml:space="preserve">Declaration of interest statement</w:t>
+        <w:t xml:space="preserve">Funding</w:t>
       </w:r>
     </w:p>
     <w:p>
@@ -4400,17 +4400,17 @@
         <w:pStyle w:val="FirstParagraph"/>
       </w:pPr>
       <w:r>
-        <w:t xml:space="preserve">[AUTHORS TO COMPLETE: the authors report no conflict of interest, or state any.]</w:t>
+        <w:t xml:space="preserve">No funding was obtained for the reported work.</w:t>
       </w:r>
     </w:p>
     <w:bookmarkEnd w:id="49"/>
-    <w:bookmarkStart w:id="50" w:name="funding"/>
+    <w:bookmarkStart w:id="50" w:name="declaration-of-generative-ai-use"/>
     <w:p>
       <w:pPr>
         <w:pStyle w:val="Heading2"/>
       </w:pPr>
       <w:r>
-        <w:t xml:space="preserve">Funding</w:t>
+        <w:t xml:space="preserve">Declaration of generative AI use</w:t>
       </w:r>
     </w:p>
     <w:p>
@@ -4418,44 +4418,11 @@
         <w:pStyle w:val="FirstParagraph"/>
       </w:pPr>
       <w:r>
-        <w:t xml:space="preserve">[AUTHORS TO COMPLETE: funding details, or</w:t>
-      </w:r>
-      <w:r>
-        <w:t xml:space="preserve"> </w:t>
-      </w:r>
-      <w:r>
-        <w:t xml:space="preserve">“</w:t>
-      </w:r>
-      <w:r>
-        <w:t xml:space="preserve">No funding was obtained for the reported work.</w:t>
-      </w:r>
-      <w:r>
-        <w:t xml:space="preserve">”</w:t>
-      </w:r>
-      <w:r>
-        <w:t xml:space="preserve">]</w:t>
+        <w:t xml:space="preserve">The authors used generative AI to polish the writing of this manuscript and, as a blind second coder, to check the coding of legal instruments (Section 3.2). The authors reviewed and edited the text and take full responsibility for the content.</w:t>
       </w:r>
     </w:p>
     <w:bookmarkEnd w:id="50"/>
-    <w:bookmarkStart w:id="51" w:name="declaration-of-generative-ai-use"/>
-    <w:p>
-      <w:pPr>
-        <w:pStyle w:val="Heading2"/>
-      </w:pPr>
-      <w:r>
-        <w:t xml:space="preserve">Declaration of generative AI use</w:t>
-      </w:r>
-    </w:p>
-    <w:p>
-      <w:pPr>
-        <w:pStyle w:val="FirstParagraph"/>
-      </w:pPr>
-      <w:r>
-        <w:t xml:space="preserve">The authors used generative AI to polish the writing of this manuscript and, as a blind second coder, to check the coding of legal instruments (Section 3.2). The authors reviewed and edited the text and take full responsibility for the content.</w:t>
-      </w:r>
-    </w:p>
-    <w:bookmarkEnd w:id="51"/>
-    <w:bookmarkStart w:id="52" w:name="references"/>
+    <w:bookmarkStart w:id="51" w:name="references"/>
     <w:p>
       <w:pPr>
         <w:pStyle w:val="Heading2"/>
@@ -5232,7 +5199,7 @@
         <w:t xml:space="preserve">(1), 11.</w:t>
       </w:r>
     </w:p>
-    <w:bookmarkEnd w:id="52"/>
+    <w:bookmarkEnd w:id="51"/>
     <w:sectPr>
       <w:pgMar w:left="1247" w:right="1247"/>
     </w:sectPr>

--- a/revision/06_submission_manuscript.docx
+++ b/revision/06_submission_manuscript.docx
@@ -120,7 +120,7 @@
         <w:pStyle w:val="FirstParagraph"/>
       </w:pPr>
       <w:r>
-        <w:t xml:space="preserve">Southeast Asian governments have made artificial intelligence (AI) a pillar of industrial policy, but little is known about which domestic firms their incentive rules admit to the AI stack. We code 29 instruments from the legal texts of Thailand, Vietnam, Malaysia and the Philippines, place their capital thresholds on a common cost scale, and test three explanations: cost necessity, scale-favouring design and administrative habit. The four systems use different architectures: capital-gated activities, two parallel tracks, a strategic-technology list and activity tiers with a common firm-scale boundary. All make application-layer support accessible to small firms. At the compute layers, Thailand’s gates lie two to three orders of magnitude above the capital to host one server but about one order or less above the fleet a provider-economics benchmark finds viable, and Malaysia’s data-centre track starts at 0.85 MW. Where small cloud providers can enter on paper, the screen is a fixed compliance cost. Vietnam and the Philippines state no capital rule. No instrument is aimed at provision below facility scale. Cost largely explains Thailand’s gate but not the pattern across countries. The evidence concerns eligibility, not realised access, and does not show a middle-technology trap.</w:t>
+        <w:t xml:space="preserve">Southeast Asian governments have made artificial intelligence (AI) a pillar of industrial policy, but little is known about which domestic firms their incentive rules admit to the AI stack. We code 29 instruments from the legal texts of Thailand, Vietnam, Malaysia and the Philippines and place their capital thresholds on a common cost scale. The four systems use four architectures: capital gates, parallel tracks, a strategic-technology list and activity tiers. All make application-layer support accessible to small firms. At the compute layers, Thailand’s gates lie two to three orders of magnitude above the capital to host one server, but about one order or less above the fleet a viability benchmark finds workable. Where small cloud providers can enter, the screen is a fixed compliance cost. No instrument targets provision below facility scale. The evidence concerns legal eligibility, not realised access, and does not show a middle-technology trap.</w:t>
       </w:r>
     </w:p>
     <w:p>
